--- a/t15_s2.docx
+++ b/t15_s2.docx
@@ -3,2168 +3,1898 @@
 <w:document xmlns:wpc="http://schemas.microsoft.com/office/word/2010/wordprocessingCanvas" xmlns:mo="http://schemas.microsoft.com/office/mac/office/2008/main" xmlns:mc="http://schemas.openxmlformats.org/markup-compatibility/2006" xmlns:mv="urn:schemas-microsoft-com:mac:vml" xmlns:o="urn:schemas-microsoft-com:office:office" xmlns:r="http://schemas.openxmlformats.org/officeDocument/2006/relationships" xmlns:m="http://schemas.openxmlformats.org/officeDocument/2006/math" xmlns:v="urn:schemas-microsoft-com:vml" xmlns:wp14="http://schemas.microsoft.com/office/word/2010/wordprocessingDrawing" xmlns:wp="http://schemas.openxmlformats.org/drawingml/2006/wordprocessingDrawing" xmlns:w10="urn:schemas-microsoft-com:office:word" xmlns:w="http://schemas.openxmlformats.org/wordprocessingml/2006/main" xmlns:w14="http://schemas.microsoft.com/office/word/2010/wordml" xmlns:wpg="http://schemas.microsoft.com/office/word/2010/wordprocessingGroup" xmlns:wpi="http://schemas.microsoft.com/office/word/2010/wordprocessingInk" xmlns:wne="http://schemas.microsoft.com/office/word/2006/wordml" xmlns:wps="http://schemas.microsoft.com/office/word/2010/wordprocessingShape" mc:Ignorable="w14 wp14">
   <w:body>
     <w:p>
-      <w:pPr>
-        <w:spacing w:after="20" w:before="120"/>
-      </w:pPr>
-      <w:r>
-        <w:rPr>
-          <w:b/>
-          <w:sz w:val="22"/>
-        </w:rPr>
-        <w:t>Question: Which of the following statements regarding COVID-19 infection is INCORRECT?</w:t>
-      </w:r>
-    </w:p>
-    <w:p>
-      <w:pPr>
-        <w:spacing w:after="0" w:before="0"/>
-      </w:pPr>
-      <w:r>
-        <w:rPr>
-          <w:b w:val="0"/>
-          <w:sz w:val="22"/>
-        </w:rPr>
-        <w:t>(a) Severe COVID-19 infection can lead to ARDS</w:t>
-      </w:r>
-    </w:p>
-    <w:p>
-      <w:pPr>
-        <w:spacing w:after="0" w:before="0"/>
-      </w:pPr>
-      <w:r>
-        <w:rPr>
-          <w:b w:val="0"/>
-          <w:sz w:val="22"/>
-        </w:rPr>
-        <w:t>(b) Common symptoms include fever, dry cough, and dyspnea</w:t>
-      </w:r>
-    </w:p>
-    <w:p>
-      <w:pPr>
-        <w:spacing w:after="0" w:before="0"/>
-      </w:pPr>
-      <w:r>
-        <w:rPr>
-          <w:b w:val="0"/>
-          <w:sz w:val="22"/>
-        </w:rPr>
-        <w:t>(c) Transmitted via respiratory droplets and fomites</w:t>
-      </w:r>
-    </w:p>
-    <w:p>
-      <w:pPr>
-        <w:spacing w:after="0" w:before="0"/>
-      </w:pPr>
-      <w:r>
-        <w:rPr>
-          <w:b w:val="0"/>
-          <w:sz w:val="22"/>
-        </w:rPr>
-        <w:t>(d) COVID-19 belongs to the HIV/Hepatitis retrovirus family</w:t>
-      </w:r>
-    </w:p>
-    <w:p>
-      <w:pPr>
-        <w:spacing w:after="0" w:before="40"/>
-      </w:pPr>
-      <w:r>
-        <w:rPr>
-          <w:b/>
-          <w:sz w:val="22"/>
-        </w:rPr>
-        <w:t>Answer: d</w:t>
-      </w:r>
-    </w:p>
-    <w:p>
-      <w:pPr>
-        <w:spacing w:after="0" w:before="0"/>
-      </w:pPr>
-      <w:r>
-        <w:rPr>
-          <w:b w:val="0"/>
-          <w:sz w:val="21"/>
-        </w:rPr>
-        <w:t>Solution: COVID-19 is caused by SARS-CoV-2, an enveloped single-stranded RNA Coronavirus, NOT a retrovirus or Hepatitis virus.</w:t>
-      </w:r>
-    </w:p>
-    <w:p>
-      <w:pPr>
-        <w:spacing w:after="0" w:before="0"/>
-      </w:pPr>
-      <w:r>
-        <w:rPr>
-          <w:b w:val="0"/>
-          <w:sz w:val="20"/>
-        </w:rPr>
-        <w:t>Positive Marks: 1</w:t>
-      </w:r>
-    </w:p>
-    <w:p>
-      <w:pPr>
-        <w:spacing w:after="160" w:before="0"/>
-      </w:pPr>
-      <w:r>
-        <w:rPr>
-          <w:b w:val="0"/>
-          <w:sz w:val="20"/>
-        </w:rPr>
-        <w:t>Negative Marks: 0.25</w:t>
-      </w:r>
-    </w:p>
-    <w:p>
-      <w:pPr>
-        <w:spacing w:after="20" w:before="120"/>
-      </w:pPr>
-      <w:r>
-        <w:rPr>
-          <w:b/>
-          <w:sz w:val="22"/>
-        </w:rPr>
-        <w:t>Question: Patient is undergoing blood transfusion and suddenly patient shows complaints of transfusion reaction. What will be the priority nursing intervention?</w:t>
-      </w:r>
-    </w:p>
-    <w:p>
-      <w:pPr>
-        <w:spacing w:after="0" w:before="0"/>
-      </w:pPr>
-      <w:r>
-        <w:rPr>
-          <w:b w:val="0"/>
-          <w:sz w:val="22"/>
-        </w:rPr>
-        <w:t>(a) Stop the infusion and remove cannula</w:t>
-      </w:r>
-    </w:p>
-    <w:p>
-      <w:pPr>
-        <w:spacing w:after="0" w:before="0"/>
-      </w:pPr>
-      <w:r>
-        <w:rPr>
-          <w:b w:val="0"/>
-          <w:sz w:val="22"/>
-        </w:rPr>
-        <w:t>(b) Complete the transfusion and discard the bag</w:t>
-      </w:r>
-    </w:p>
-    <w:p>
-      <w:pPr>
-        <w:spacing w:after="0" w:before="0"/>
-      </w:pPr>
-      <w:r>
-        <w:rPr>
-          <w:b w:val="0"/>
-          <w:sz w:val="22"/>
-        </w:rPr>
-        <w:t>(c) Complete the transfusion and administer injection avil</w:t>
-      </w:r>
-    </w:p>
-    <w:p>
-      <w:pPr>
-        <w:spacing w:after="0" w:before="0"/>
-      </w:pPr>
-      <w:r>
-        <w:rPr>
-          <w:b w:val="0"/>
-          <w:sz w:val="22"/>
-        </w:rPr>
-        <w:t>(d) Stop the infusion</w:t>
-      </w:r>
-    </w:p>
-    <w:p>
-      <w:pPr>
-        <w:spacing w:after="0" w:before="40"/>
-      </w:pPr>
-      <w:r>
-        <w:rPr>
-          <w:b/>
-          <w:sz w:val="22"/>
-        </w:rPr>
-        <w:t>Answer: d</w:t>
-      </w:r>
-    </w:p>
-    <w:p>
-      <w:pPr>
-        <w:spacing w:after="0" w:before="0"/>
-      </w:pPr>
-      <w:r>
-        <w:rPr>
-          <w:b w:val="0"/>
-          <w:sz w:val="21"/>
-        </w:rPr>
-        <w:t>Solution: On suspecting a transfusion reaction, the FIRST action is to stop the transfusion immediately (keep the line with saline).</w:t>
-      </w:r>
-    </w:p>
-    <w:p>
-      <w:pPr>
-        <w:spacing w:after="0" w:before="0"/>
-      </w:pPr>
-      <w:r>
-        <w:rPr>
-          <w:b w:val="0"/>
-          <w:sz w:val="20"/>
-        </w:rPr>
-        <w:t>Positive Marks: 1</w:t>
-      </w:r>
-    </w:p>
-    <w:p>
-      <w:pPr>
-        <w:spacing w:after="160" w:before="0"/>
-      </w:pPr>
-      <w:r>
-        <w:rPr>
-          <w:b w:val="0"/>
-          <w:sz w:val="20"/>
-        </w:rPr>
-        <w:t>Negative Marks: 0.25</w:t>
-      </w:r>
-    </w:p>
-    <w:p>
-      <w:pPr>
-        <w:spacing w:after="20" w:before="120"/>
-      </w:pPr>
-      <w:r>
-        <w:rPr>
-          <w:b/>
-          <w:sz w:val="22"/>
-        </w:rPr>
-        <w:t>Question: Which site cannot be used for IM injection to prevent injury in sciatic nerves?</w:t>
-      </w:r>
-    </w:p>
-    <w:p>
-      <w:pPr>
-        <w:spacing w:after="0" w:before="0"/>
-      </w:pPr>
-      <w:r>
-        <w:rPr>
-          <w:b w:val="0"/>
-          <w:sz w:val="22"/>
-        </w:rPr>
-        <w:t>(a) Dorsogluteal</w:t>
-      </w:r>
-    </w:p>
-    <w:p>
-      <w:pPr>
-        <w:spacing w:after="0" w:before="0"/>
-      </w:pPr>
-      <w:r>
-        <w:rPr>
-          <w:b w:val="0"/>
-          <w:sz w:val="22"/>
-        </w:rPr>
-        <w:t>(b) Ventrogluteal</w:t>
-      </w:r>
-    </w:p>
-    <w:p>
-      <w:pPr>
-        <w:spacing w:after="0" w:before="0"/>
-      </w:pPr>
-      <w:r>
-        <w:rPr>
-          <w:b w:val="0"/>
-          <w:sz w:val="22"/>
-        </w:rPr>
-        <w:t>(c) Deltoid</w:t>
-      </w:r>
-    </w:p>
-    <w:p>
-      <w:pPr>
-        <w:spacing w:after="0" w:before="0"/>
-      </w:pPr>
-      <w:r>
-        <w:rPr>
-          <w:b w:val="0"/>
-          <w:sz w:val="22"/>
-        </w:rPr>
-        <w:t>(d) Vastaslatralis</w:t>
-      </w:r>
-    </w:p>
-    <w:p>
-      <w:pPr>
-        <w:spacing w:after="0" w:before="40"/>
-      </w:pPr>
-      <w:r>
-        <w:rPr>
-          <w:b/>
-          <w:sz w:val="22"/>
-        </w:rPr>
-        <w:t>Answer: a</w:t>
-      </w:r>
-    </w:p>
-    <w:p>
-      <w:pPr>
-        <w:spacing w:after="0" w:before="0"/>
-      </w:pPr>
-      <w:r>
-        <w:rPr>
-          <w:b w:val="0"/>
-          <w:sz w:val="21"/>
-        </w:rPr>
-        <w:t>Solution: The dorsogluteal site is no longer recommended as the preferred site for IM injections due to the risk of injury to the sciatic nerve. The sciatic nerve is the largest nerve in the body and runs through the buttock area, close to the dorsogluteal site where injections are commonly given. If the injection is not administered correctly, the needle can injure or irritate the sciatic nerve, leading to nerve damage. The ventrogluteal (most Enjections 2 FONT preferable), deltoid and vastus lateralis sites are now considered safer and more appropriate sites for IM injection</w:t>
-      </w:r>
-    </w:p>
-    <w:p>
-      <w:pPr>
-        <w:spacing w:after="0" w:before="0"/>
-      </w:pPr>
-      <w:r>
-        <w:rPr>
-          <w:b w:val="0"/>
-          <w:sz w:val="20"/>
-        </w:rPr>
-        <w:t>Positive Marks: 1</w:t>
-      </w:r>
-    </w:p>
-    <w:p>
-      <w:pPr>
-        <w:spacing w:after="160" w:before="0"/>
-      </w:pPr>
-      <w:r>
-        <w:rPr>
-          <w:b w:val="0"/>
-          <w:sz w:val="20"/>
-        </w:rPr>
-        <w:t>Negative Marks: 0.25</w:t>
-      </w:r>
-    </w:p>
-    <w:p>
-      <w:pPr>
-        <w:spacing w:after="20" w:before="120"/>
-      </w:pPr>
-      <w:r>
-        <w:rPr>
-          <w:b/>
-          <w:sz w:val="22"/>
-        </w:rPr>
-        <w:t>Question: SSPE complication occurs from which disease?</w:t>
-      </w:r>
-    </w:p>
-    <w:p>
-      <w:pPr>
-        <w:spacing w:after="0" w:before="0"/>
-      </w:pPr>
-      <w:r>
-        <w:rPr>
-          <w:b w:val="0"/>
-          <w:sz w:val="22"/>
-        </w:rPr>
-        <w:t>(a) Measles</w:t>
-      </w:r>
-    </w:p>
-    <w:p>
-      <w:pPr>
-        <w:spacing w:after="0" w:before="0"/>
-      </w:pPr>
-      <w:r>
-        <w:rPr>
-          <w:b w:val="0"/>
-          <w:sz w:val="22"/>
-        </w:rPr>
-        <w:t>(b) Chickenpox</w:t>
-      </w:r>
-    </w:p>
-    <w:p>
-      <w:pPr>
-        <w:spacing w:after="0" w:before="0"/>
-      </w:pPr>
-      <w:r>
-        <w:rPr>
-          <w:b w:val="0"/>
-          <w:sz w:val="22"/>
-        </w:rPr>
-        <w:t>(c) Rubella</w:t>
-      </w:r>
-    </w:p>
-    <w:p>
-      <w:pPr>
-        <w:spacing w:after="0" w:before="0"/>
-      </w:pPr>
-      <w:r>
-        <w:rPr>
-          <w:b w:val="0"/>
-          <w:sz w:val="22"/>
-        </w:rPr>
-        <w:t>(d) Dengue</w:t>
-      </w:r>
-    </w:p>
-    <w:p>
-      <w:pPr>
-        <w:spacing w:after="0" w:before="40"/>
-      </w:pPr>
-      <w:r>
-        <w:rPr>
-          <w:b/>
-          <w:sz w:val="22"/>
-        </w:rPr>
-        <w:t>Answer: a</w:t>
-      </w:r>
-    </w:p>
-    <w:p>
-      <w:pPr>
-        <w:spacing w:after="0" w:before="0"/>
-      </w:pPr>
-      <w:r>
-        <w:rPr>
-          <w:b w:val="0"/>
-          <w:sz w:val="21"/>
-        </w:rPr>
-        <w:t>Solution: SSPE (Subacute Sclerosing Panencephalitis) is a complication that occurs from the measles virus (option A). SSPE is a rare but serious progressive neurological disorder that affects individuals who have had measles infection, usually occurring several years after the initial infection. It is characterized by inflammation and degeneration of the brain. The exact cause of SSPE is not fully understood, but it is believed to result from persistent measles virus infection in the brain. Vaccination against measles is crucial for preventing SSPE and other complications associated with measles infection.</w:t>
-      </w:r>
-    </w:p>
-    <w:p>
-      <w:pPr>
-        <w:spacing w:after="0" w:before="0"/>
-      </w:pPr>
-      <w:r>
-        <w:rPr>
-          <w:b w:val="0"/>
-          <w:sz w:val="20"/>
-        </w:rPr>
-        <w:t>Positive Marks: 1</w:t>
-      </w:r>
-    </w:p>
-    <w:p>
-      <w:pPr>
-        <w:spacing w:after="160" w:before="0"/>
-      </w:pPr>
-      <w:r>
-        <w:rPr>
-          <w:b w:val="0"/>
-          <w:sz w:val="20"/>
-        </w:rPr>
-        <w:t>Negative Marks: 0.25</w:t>
-      </w:r>
-    </w:p>
-    <w:p>
-      <w:pPr>
-        <w:spacing w:after="20" w:before="120"/>
-      </w:pPr>
-      <w:r>
-        <w:rPr>
-          <w:b/>
-          <w:sz w:val="22"/>
-        </w:rPr>
-        <w:t>Question: Which laboratory value requires IMMEDIATE notification in a client with chronic kidney disease?</w:t>
-      </w:r>
-    </w:p>
-    <w:p>
-      <w:pPr>
-        <w:spacing w:after="0" w:before="0"/>
-      </w:pPr>
-      <w:r>
-        <w:rPr>
-          <w:b w:val="0"/>
-          <w:sz w:val="22"/>
-        </w:rPr>
-        <w:t>(a) Hemoglobin 10.2 g/dL</w:t>
-      </w:r>
-    </w:p>
-    <w:p>
-      <w:pPr>
-        <w:spacing w:after="0" w:before="0"/>
-      </w:pPr>
-      <w:r>
-        <w:rPr>
-          <w:b w:val="0"/>
-          <w:sz w:val="22"/>
-        </w:rPr>
-        <w:t>(b) Serum potassium 6.8 mEq/L</w:t>
-      </w:r>
-    </w:p>
-    <w:p>
-      <w:pPr>
-        <w:spacing w:after="0" w:before="0"/>
-      </w:pPr>
-      <w:r>
-        <w:rPr>
-          <w:b w:val="0"/>
-          <w:sz w:val="22"/>
-        </w:rPr>
-        <w:t>(c) Serum creatinine 2.4 mg/dL</w:t>
-      </w:r>
-    </w:p>
-    <w:p>
-      <w:pPr>
-        <w:spacing w:after="0" w:before="0"/>
-      </w:pPr>
-      <w:r>
-        <w:rPr>
-          <w:b w:val="0"/>
-          <w:sz w:val="22"/>
-        </w:rPr>
-        <w:t>(d) Blood urea nitrogen 42 mg/dL</w:t>
-      </w:r>
-    </w:p>
-    <w:p>
-      <w:pPr>
-        <w:spacing w:after="0" w:before="40"/>
-      </w:pPr>
-      <w:r>
-        <w:rPr>
-          <w:b/>
-          <w:sz w:val="22"/>
-        </w:rPr>
-        <w:t>Answer: b</w:t>
-      </w:r>
-    </w:p>
-    <w:p>
-      <w:pPr>
-        <w:spacing w:after="0" w:before="0"/>
-      </w:pPr>
-      <w:r>
-        <w:rPr>
-          <w:b w:val="0"/>
-          <w:sz w:val="21"/>
-        </w:rPr>
-        <w:t>Solution: Hyperkalemia (&gt;5.5 mEq/L) can precipitate lethal cardiac dysrhythmias; potassium 6.8 mEq/L is a critical value that must be reported immediately.</w:t>
-      </w:r>
-    </w:p>
-    <w:p>
-      <w:pPr>
-        <w:spacing w:after="0" w:before="0"/>
-      </w:pPr>
-      <w:r>
-        <w:rPr>
-          <w:b w:val="0"/>
-          <w:sz w:val="20"/>
-        </w:rPr>
-        <w:t>Positive Marks: 1</w:t>
-      </w:r>
-    </w:p>
-    <w:p>
-      <w:pPr>
-        <w:spacing w:after="160" w:before="0"/>
-      </w:pPr>
-      <w:r>
-        <w:rPr>
-          <w:b w:val="0"/>
-          <w:sz w:val="20"/>
-        </w:rPr>
-        <w:t>Negative Marks: 0.25</w:t>
-      </w:r>
-    </w:p>
-    <w:p>
-      <w:pPr>
-        <w:spacing w:after="20" w:before="120"/>
-      </w:pPr>
-      <w:r>
-        <w:rPr>
-          <w:b/>
-          <w:sz w:val="22"/>
-        </w:rPr>
-        <w:t>Question: A pregnant mother has gestational diabetes mellitus (GDM). Which congenital anomaly is most commonly associated with GDM?</w:t>
-      </w:r>
-    </w:p>
-    <w:p>
-      <w:pPr>
-        <w:spacing w:after="0" w:before="0"/>
-      </w:pPr>
-      <w:r>
-        <w:rPr>
-          <w:b w:val="0"/>
-          <w:sz w:val="22"/>
-        </w:rPr>
-        <w:t>(a) Neural tube defects</w:t>
-      </w:r>
-    </w:p>
-    <w:p>
-      <w:pPr>
-        <w:spacing w:after="0" w:before="0"/>
-      </w:pPr>
-      <w:r>
-        <w:rPr>
-          <w:b w:val="0"/>
-          <w:sz w:val="22"/>
-        </w:rPr>
-        <w:t>(b) Rectal Atresia</w:t>
-      </w:r>
-    </w:p>
-    <w:p>
-      <w:pPr>
-        <w:spacing w:after="0" w:before="0"/>
-      </w:pPr>
-      <w:r>
-        <w:rPr>
-          <w:b w:val="0"/>
-          <w:sz w:val="22"/>
-        </w:rPr>
-        <w:t>(c) Cardiovascular anomalies.</w:t>
-      </w:r>
-    </w:p>
-    <w:p>
-      <w:pPr>
-        <w:spacing w:after="0" w:before="0"/>
-      </w:pPr>
-      <w:r>
-        <w:rPr>
-          <w:b w:val="0"/>
-          <w:sz w:val="22"/>
-        </w:rPr>
-        <w:t>(d) Renal anomalies</w:t>
-      </w:r>
-    </w:p>
-    <w:p>
-      <w:pPr>
-        <w:spacing w:after="0" w:before="40"/>
-      </w:pPr>
-      <w:r>
-        <w:rPr>
-          <w:b/>
-          <w:sz w:val="22"/>
-        </w:rPr>
-        <w:t>Answer: a</w:t>
-      </w:r>
-    </w:p>
-    <w:p>
-      <w:pPr>
-        <w:spacing w:after="0" w:before="0"/>
-      </w:pPr>
-      <w:r>
-        <w:rPr>
-          <w:b w:val="0"/>
-          <w:sz w:val="21"/>
-        </w:rPr>
-        <w:t>Solution: Cardiovascular anomalies are the most commonly seen congenital anomalies in babies born to mothers with GDM. The risk of cardiovascular anomalies is increased two- to three-fold in babies of mothers with GDM. Other congenital anomalies associated with GDM include renal anomalies, rectal atresia, and neural tube defects. The exact mechanisms of how GDM leads to these anomalies are not fully understood, but it is believed that hyperglycemia during fetal development may interfere with normal organogenesis. It is important for mothers with GDM to receive proper prenatal care and for their babies to receive appropriate screening for congenital anomalies.</w:t>
-      </w:r>
-    </w:p>
-    <w:p>
-      <w:pPr>
-        <w:spacing w:after="0" w:before="0"/>
-      </w:pPr>
-      <w:r>
-        <w:rPr>
-          <w:b w:val="0"/>
-          <w:sz w:val="20"/>
-        </w:rPr>
-        <w:t>Positive Marks: 1</w:t>
-      </w:r>
-    </w:p>
-    <w:p>
-      <w:pPr>
-        <w:spacing w:after="160" w:before="0"/>
-      </w:pPr>
-      <w:r>
-        <w:rPr>
-          <w:b w:val="0"/>
-          <w:sz w:val="20"/>
-        </w:rPr>
-        <w:t>Negative Marks: 0.25</w:t>
-      </w:r>
-    </w:p>
-    <w:p>
-      <w:pPr>
-        <w:spacing w:after="20" w:before="120"/>
-      </w:pPr>
-      <w:r>
-        <w:rPr>
-          <w:b/>
-          <w:sz w:val="22"/>
-        </w:rPr>
-        <w:t>Question: Which is a most leading cause of under 5 children infection in worldwide?</w:t>
-      </w:r>
-    </w:p>
-    <w:p>
-      <w:pPr>
-        <w:spacing w:after="0" w:before="0"/>
-      </w:pPr>
-      <w:r>
-        <w:rPr>
-          <w:b w:val="0"/>
-          <w:sz w:val="22"/>
-        </w:rPr>
-        <w:t>(a) Diarrhoea</w:t>
-      </w:r>
-    </w:p>
-    <w:p>
-      <w:pPr>
-        <w:spacing w:after="0" w:before="0"/>
-      </w:pPr>
-      <w:r>
-        <w:rPr>
-          <w:b w:val="0"/>
-          <w:sz w:val="22"/>
-        </w:rPr>
-        <w:t>(b) Pneumonia</w:t>
-      </w:r>
-    </w:p>
-    <w:p>
-      <w:pPr>
-        <w:spacing w:after="0" w:before="0"/>
-      </w:pPr>
-      <w:r>
-        <w:rPr>
-          <w:b w:val="0"/>
-          <w:sz w:val="22"/>
-        </w:rPr>
-        <w:t>(c) Birthasphyxia</w:t>
-      </w:r>
-    </w:p>
-    <w:p>
-      <w:pPr>
-        <w:spacing w:after="0" w:before="0"/>
-      </w:pPr>
-      <w:r>
-        <w:rPr>
-          <w:b w:val="0"/>
-          <w:sz w:val="22"/>
-        </w:rPr>
-        <w:t>(d) URTI</w:t>
-      </w:r>
-    </w:p>
-    <w:p>
-      <w:pPr>
-        <w:spacing w:after="0" w:before="40"/>
-      </w:pPr>
-      <w:r>
-        <w:rPr>
-          <w:b/>
-          <w:sz w:val="22"/>
-        </w:rPr>
-        <w:t>Answer: b</w:t>
-      </w:r>
-    </w:p>
-    <w:p>
-      <w:pPr>
-        <w:spacing w:after="0" w:before="0"/>
-      </w:pPr>
-      <w:r>
-        <w:rPr>
-          <w:b w:val="0"/>
-          <w:sz w:val="21"/>
-        </w:rPr>
-        <w:t>Solution: Pneumonia is the leading infectious cause of death in children under 5 years worldwide, accounting for about 14% of all deaths in this age group.</w:t>
-      </w:r>
-    </w:p>
-    <w:p>
-      <w:pPr>
-        <w:spacing w:after="0" w:before="0"/>
-      </w:pPr>
-      <w:r>
-        <w:rPr>
-          <w:b w:val="0"/>
-          <w:sz w:val="20"/>
-        </w:rPr>
-        <w:t>Positive Marks: 1</w:t>
-      </w:r>
-    </w:p>
-    <w:p>
-      <w:pPr>
-        <w:spacing w:after="160" w:before="0"/>
-      </w:pPr>
-      <w:r>
-        <w:rPr>
-          <w:b w:val="0"/>
-          <w:sz w:val="20"/>
-        </w:rPr>
-        <w:t>Negative Marks: 0.25</w:t>
-      </w:r>
-    </w:p>
-    <w:p>
-      <w:pPr>
-        <w:spacing w:after="20" w:before="120"/>
-      </w:pPr>
-      <w:r>
-        <w:rPr>
-          <w:b/>
-          <w:sz w:val="22"/>
-        </w:rPr>
-        <w:t>Question: A client with status asthmaticus is receiving nebulized albuterol. Which finding indicates the treatment is effective?</w:t>
-      </w:r>
-    </w:p>
-    <w:p>
-      <w:pPr>
-        <w:spacing w:after="0" w:before="0"/>
-      </w:pPr>
-      <w:r>
-        <w:rPr>
-          <w:b w:val="0"/>
-          <w:sz w:val="22"/>
-        </w:rPr>
-        <w:t>(a) Client reports chest tightness</w:t>
-      </w:r>
-    </w:p>
-    <w:p>
-      <w:pPr>
-        <w:spacing w:after="0" w:before="0"/>
-      </w:pPr>
-      <w:r>
-        <w:rPr>
-          <w:b w:val="0"/>
-          <w:sz w:val="22"/>
-        </w:rPr>
-        <w:t>(b) Wheezing becomes louder</w:t>
-      </w:r>
-    </w:p>
-    <w:p>
-      <w:pPr>
-        <w:spacing w:after="0" w:before="0"/>
-      </w:pPr>
-      <w:r>
-        <w:rPr>
-          <w:b w:val="0"/>
-          <w:sz w:val="22"/>
-        </w:rPr>
-        <w:t>(c) Respiratory rate decreases from 32 to 20 breaths/min</w:t>
-      </w:r>
-    </w:p>
-    <w:p>
-      <w:pPr>
-        <w:spacing w:after="0" w:before="0"/>
-      </w:pPr>
-      <w:r>
-        <w:rPr>
-          <w:b w:val="0"/>
-          <w:sz w:val="22"/>
-        </w:rPr>
-        <w:t>(d) SpO2 falls to 88%</w:t>
-      </w:r>
-    </w:p>
-    <w:p>
-      <w:pPr>
-        <w:spacing w:after="0" w:before="40"/>
-      </w:pPr>
-      <w:r>
-        <w:rPr>
-          <w:b/>
-          <w:sz w:val="22"/>
-        </w:rPr>
-        <w:t>Answer: c</w:t>
-      </w:r>
-    </w:p>
-    <w:p>
-      <w:pPr>
-        <w:spacing w:after="0" w:before="0"/>
-      </w:pPr>
-      <w:r>
-        <w:rPr>
-          <w:b w:val="0"/>
-          <w:sz w:val="21"/>
-        </w:rPr>
-        <w:t>Solution: A falling respiratory rate with improving air entry indicates bronchodilation. Louder wheezing may actually signal improved air movement, but the clearest sign of improvement is a normalizing respiratory rate and oxygenation.</w:t>
-      </w:r>
-    </w:p>
-    <w:p>
-      <w:pPr>
-        <w:spacing w:after="0" w:before="0"/>
-      </w:pPr>
-      <w:r>
-        <w:rPr>
-          <w:b w:val="0"/>
-          <w:sz w:val="20"/>
-        </w:rPr>
-        <w:t>Positive Marks: 1</w:t>
-      </w:r>
-    </w:p>
-    <w:p>
-      <w:pPr>
-        <w:spacing w:after="160" w:before="0"/>
-      </w:pPr>
-      <w:r>
-        <w:rPr>
-          <w:b w:val="0"/>
-          <w:sz w:val="20"/>
-        </w:rPr>
-        <w:t>Negative Marks: 0.25</w:t>
-      </w:r>
-    </w:p>
-    <w:p>
-      <w:pPr>
-        <w:spacing w:after="20" w:before="120"/>
-      </w:pPr>
-      <w:r>
-        <w:rPr>
-          <w:b/>
-          <w:sz w:val="22"/>
-        </w:rPr>
-        <w:t>Question: The nurse had a needle stick injury with a hepatitis B infected needle, what is priority nursing action?</w:t>
-      </w:r>
-    </w:p>
-    <w:p>
-      <w:pPr>
-        <w:spacing w:after="0" w:before="0"/>
-      </w:pPr>
-      <w:r>
-        <w:rPr>
-          <w:b w:val="0"/>
-          <w:sz w:val="22"/>
-        </w:rPr>
-        <w:t>(a) Get a doctor appointment</w:t>
-      </w:r>
-    </w:p>
-    <w:p>
-      <w:pPr>
-        <w:spacing w:after="0" w:before="0"/>
-      </w:pPr>
-      <w:r>
-        <w:rPr>
-          <w:b w:val="0"/>
-          <w:sz w:val="22"/>
-        </w:rPr>
-        <w:t>(b) Wash puncture site with soap and water</w:t>
-      </w:r>
-    </w:p>
-    <w:p>
-      <w:pPr>
-        <w:spacing w:after="0" w:before="0"/>
-      </w:pPr>
-      <w:r>
-        <w:rPr>
-          <w:b w:val="0"/>
-          <w:sz w:val="22"/>
-        </w:rPr>
-        <w:t>(c) Start PEP treatment immediately</w:t>
-      </w:r>
-    </w:p>
-    <w:p>
-      <w:pPr>
-        <w:spacing w:after="0" w:before="0"/>
-      </w:pPr>
-      <w:r>
-        <w:rPr>
-          <w:b w:val="0"/>
-          <w:sz w:val="22"/>
-        </w:rPr>
-        <w:t>(d) Collect needle for laboratory check</w:t>
-      </w:r>
-    </w:p>
-    <w:p>
-      <w:pPr>
-        <w:spacing w:after="0" w:before="40"/>
-      </w:pPr>
-      <w:r>
-        <w:rPr>
-          <w:b/>
-          <w:sz w:val="22"/>
-        </w:rPr>
-        <w:t>Answer: b</w:t>
-      </w:r>
-    </w:p>
-    <w:p>
-      <w:pPr>
-        <w:spacing w:after="0" w:before="0"/>
-      </w:pPr>
-      <w:r>
-        <w:rPr>
-          <w:b w:val="0"/>
-          <w:sz w:val="21"/>
-        </w:rPr>
-        <w:t>Solution: After a hepatitis B needle-stick injury, the priority action is to wash the puncture site with soap and water, then report and start PEP.</w:t>
-      </w:r>
-    </w:p>
-    <w:p>
-      <w:pPr>
-        <w:spacing w:after="0" w:before="0"/>
-      </w:pPr>
-      <w:r>
-        <w:rPr>
-          <w:b w:val="0"/>
-          <w:sz w:val="20"/>
-        </w:rPr>
-        <w:t>Positive Marks: 1</w:t>
-      </w:r>
-    </w:p>
-    <w:p>
-      <w:pPr>
-        <w:spacing w:after="160" w:before="0"/>
-      </w:pPr>
-      <w:r>
-        <w:rPr>
-          <w:b w:val="0"/>
-          <w:sz w:val="20"/>
-        </w:rPr>
-        <w:t>Negative Marks: 0.25</w:t>
-      </w:r>
-    </w:p>
-    <w:p>
-      <w:pPr>
-        <w:spacing w:after="20" w:before="120"/>
-      </w:pPr>
-      <w:r>
-        <w:rPr>
-          <w:b/>
-          <w:sz w:val="22"/>
-        </w:rPr>
-        <w:t>Question: After complain of open abdominal surgery. The OT nurse needs to do which of the following activity first before suturing. (give priority answer)</w:t>
-      </w:r>
-    </w:p>
-    <w:p>
-      <w:pPr>
-        <w:spacing w:after="0" w:before="0"/>
-      </w:pPr>
-      <w:r>
-        <w:rPr>
-          <w:b w:val="0"/>
-          <w:sz w:val="22"/>
-        </w:rPr>
-        <w:t>(a) Change the gown</w:t>
-      </w:r>
-    </w:p>
-    <w:p>
-      <w:pPr>
-        <w:spacing w:after="0" w:before="0"/>
-      </w:pPr>
-      <w:r>
-        <w:rPr>
-          <w:b w:val="0"/>
-          <w:sz w:val="22"/>
-        </w:rPr>
-        <w:t>(b) Checking the sponge count &amp; instruments counts before suturing.</w:t>
-      </w:r>
-    </w:p>
-    <w:p>
-      <w:pPr>
-        <w:spacing w:after="0" w:before="0"/>
-      </w:pPr>
-      <w:r>
-        <w:rPr>
-          <w:b w:val="0"/>
-          <w:sz w:val="22"/>
-        </w:rPr>
-        <w:t>(c) Disinfection of OT</w:t>
-      </w:r>
-    </w:p>
-    <w:p>
-      <w:pPr>
-        <w:spacing w:after="0" w:before="0"/>
-      </w:pPr>
-      <w:r>
-        <w:rPr>
-          <w:b w:val="0"/>
-          <w:sz w:val="22"/>
-        </w:rPr>
-        <w:t>(d) Clean the instruments</w:t>
-      </w:r>
-    </w:p>
-    <w:p>
-      <w:pPr>
-        <w:spacing w:after="0" w:before="40"/>
-      </w:pPr>
-      <w:r>
-        <w:rPr>
-          <w:b/>
-          <w:sz w:val="22"/>
-        </w:rPr>
-        <w:t>Answer: b</w:t>
-      </w:r>
-    </w:p>
-    <w:p>
-      <w:pPr>
-        <w:spacing w:after="0" w:before="0"/>
-      </w:pPr>
-      <w:r>
-        <w:rPr>
-          <w:b w:val="0"/>
-          <w:sz w:val="21"/>
-        </w:rPr>
-        <w:t>Solution: Before closure of an abdominal wound, a complete sponge, needle and instrument count with the circulator is mandatory to prevent retained items.</w:t>
-      </w:r>
-    </w:p>
-    <w:p>
-      <w:pPr>
-        <w:spacing w:after="0" w:before="0"/>
-      </w:pPr>
-      <w:r>
-        <w:rPr>
-          <w:b w:val="0"/>
-          <w:sz w:val="20"/>
-        </w:rPr>
-        <w:t>Positive Marks: 1</w:t>
-      </w:r>
-    </w:p>
-    <w:p>
-      <w:pPr>
-        <w:spacing w:after="160" w:before="0"/>
-      </w:pPr>
-      <w:r>
-        <w:rPr>
-          <w:b w:val="0"/>
-          <w:sz w:val="20"/>
-        </w:rPr>
-        <w:t>Negative Marks: 0.25</w:t>
-      </w:r>
-    </w:p>
-    <w:p>
-      <w:pPr>
-        <w:spacing w:after="20" w:before="120"/>
-      </w:pPr>
-      <w:r>
-        <w:rPr>
-          <w:b/>
-          <w:sz w:val="22"/>
-        </w:rPr>
-        <w:t>Question: Best described the asepsis of any surgical instrument?</w:t>
-      </w:r>
-    </w:p>
-    <w:p>
-      <w:pPr>
-        <w:spacing w:after="0" w:before="0"/>
-      </w:pPr>
-      <w:r>
-        <w:rPr>
-          <w:b w:val="0"/>
-          <w:sz w:val="22"/>
-        </w:rPr>
-        <w:t>(a) Disinfection</w:t>
-      </w:r>
-    </w:p>
-    <w:p>
-      <w:pPr>
-        <w:spacing w:after="0" w:before="0"/>
-      </w:pPr>
-      <w:r>
-        <w:rPr>
-          <w:b w:val="0"/>
-          <w:sz w:val="22"/>
-        </w:rPr>
-        <w:t>(b) Mopping</w:t>
-      </w:r>
-    </w:p>
-    <w:p>
-      <w:pPr>
-        <w:spacing w:after="0" w:before="0"/>
-      </w:pPr>
-      <w:r>
-        <w:rPr>
-          <w:b w:val="0"/>
-          <w:sz w:val="22"/>
-        </w:rPr>
-        <w:t>(c) Sterilization</w:t>
-      </w:r>
-    </w:p>
-    <w:p>
-      <w:pPr>
-        <w:spacing w:after="0" w:before="0"/>
-      </w:pPr>
-      <w:r>
-        <w:rPr>
-          <w:b w:val="0"/>
-          <w:sz w:val="22"/>
-        </w:rPr>
-        <w:t>(d) Scrubbing</w:t>
-      </w:r>
-    </w:p>
-    <w:p>
-      <w:pPr>
-        <w:spacing w:after="0" w:before="40"/>
-      </w:pPr>
-      <w:r>
-        <w:rPr>
-          <w:b/>
-          <w:sz w:val="22"/>
-        </w:rPr>
-        <w:t>Answer: c</w:t>
-      </w:r>
-    </w:p>
-    <w:p>
-      <w:pPr>
-        <w:spacing w:after="0" w:before="0"/>
-      </w:pPr>
-      <w:r>
-        <w:rPr>
-          <w:b w:val="0"/>
-          <w:sz w:val="21"/>
-        </w:rPr>
-        <w:t>Solution: The complete elimination of all microorganisms, including spores, is the best description of the term sterilization. Sterilization is the process of killing or removing all microorganisms, including bacteria, viruses, fungi, and spores. Sterilization can be achieved by various physical and chemical methods, such as heat, radiation, and chemical disinfectants.</w:t>
-      </w:r>
-    </w:p>
-    <w:p>
-      <w:pPr>
-        <w:spacing w:after="0" w:before="0"/>
-      </w:pPr>
-      <w:r>
-        <w:rPr>
-          <w:b w:val="0"/>
-          <w:sz w:val="20"/>
-        </w:rPr>
-        <w:t>Positive Marks: 1</w:t>
-      </w:r>
-    </w:p>
-    <w:p>
-      <w:pPr>
-        <w:spacing w:after="160" w:before="0"/>
-      </w:pPr>
-      <w:r>
-        <w:rPr>
-          <w:b w:val="0"/>
-          <w:sz w:val="20"/>
-        </w:rPr>
-        <w:t>Negative Marks: 0.25</w:t>
-      </w:r>
-    </w:p>
-    <w:p>
-      <w:pPr>
-        <w:spacing w:after="20" w:before="120"/>
-      </w:pPr>
-      <w:r>
-        <w:rPr>
-          <w:b/>
-          <w:sz w:val="22"/>
-        </w:rPr>
-        <w:t>Question: What is the current name of Aurangabad in Maharashtra? Important scheme (4K)</w:t>
-      </w:r>
-    </w:p>
-    <w:p>
-      <w:pPr>
-        <w:spacing w:after="0" w:before="0"/>
-      </w:pPr>
-      <w:r>
-        <w:rPr>
-          <w:b w:val="0"/>
-          <w:sz w:val="22"/>
-        </w:rPr>
-        <w:t>(a) Sambhaji Nagar</w:t>
-      </w:r>
-    </w:p>
-    <w:p>
-      <w:pPr>
-        <w:spacing w:after="0" w:before="0"/>
-      </w:pPr>
-      <w:r>
-        <w:rPr>
-          <w:b w:val="0"/>
-          <w:sz w:val="22"/>
-        </w:rPr>
-        <w:t>(b) Dharashiv</w:t>
-      </w:r>
-    </w:p>
-    <w:p>
-      <w:pPr>
-        <w:spacing w:after="0" w:before="0"/>
-      </w:pPr>
-      <w:r>
-        <w:rPr>
-          <w:b w:val="0"/>
-          <w:sz w:val="22"/>
-        </w:rPr>
-        <w:t>(c) Mumbai</w:t>
-      </w:r>
-    </w:p>
-    <w:p>
-      <w:pPr>
-        <w:spacing w:after="0" w:before="0"/>
-      </w:pPr>
-      <w:r>
-        <w:rPr>
-          <w:b w:val="0"/>
-          <w:sz w:val="22"/>
-        </w:rPr>
-        <w:t>(d) Osmanabad</w:t>
-      </w:r>
-    </w:p>
-    <w:p>
-      <w:pPr>
-        <w:spacing w:after="0" w:before="40"/>
-      </w:pPr>
-      <w:r>
-        <w:rPr>
-          <w:b/>
-          <w:sz w:val="22"/>
-        </w:rPr>
-        <w:t>Answer: a</w:t>
-      </w:r>
-    </w:p>
-    <w:p>
-      <w:pPr>
-        <w:spacing w:after="0" w:before="0"/>
-      </w:pPr>
-      <w:r>
-        <w:rPr>
-          <w:b w:val="0"/>
-          <w:sz w:val="21"/>
-        </w:rPr>
-        <w:t>Solution: The current name of Aurangabad in Maharashtra is option A, Sambhaji Nagar. Sambhaji Nagar is the new name given to the city of Aurangabad in Maharashtra. The name change was made to honor Sambhaji, the son of the Maratha Empire's founder, Chhatrapati Shivaji Maharaj. Aurangabad was originally named after Mughal emperor Aurangzeb, and the decision to rename the city was part of an effort to recognize and celebrate Maratha history and culture. The name change reflects the cultural and historical significance of Sambhaji and symbolizes the local pride and heritage of Maharashtra.</w:t>
-      </w:r>
-    </w:p>
-    <w:p>
-      <w:pPr>
-        <w:spacing w:after="0" w:before="0"/>
-      </w:pPr>
-      <w:r>
-        <w:rPr>
-          <w:b w:val="0"/>
-          <w:sz w:val="20"/>
-        </w:rPr>
-        <w:t>Positive Marks: 1</w:t>
-      </w:r>
-    </w:p>
-    <w:p>
-      <w:pPr>
-        <w:spacing w:after="160" w:before="0"/>
-      </w:pPr>
-      <w:r>
-        <w:rPr>
-          <w:b w:val="0"/>
-          <w:sz w:val="20"/>
-        </w:rPr>
-        <w:t>Negative Marks: 0.25</w:t>
-      </w:r>
-    </w:p>
-    <w:p>
-      <w:pPr>
-        <w:spacing w:after="20" w:before="120"/>
-      </w:pPr>
-      <w:r>
-        <w:rPr>
-          <w:b/>
-          <w:sz w:val="22"/>
-        </w:rPr>
-        <w:t>Question: The drug of choice for eclampsia is:</w:t>
-      </w:r>
-    </w:p>
-    <w:p>
-      <w:pPr>
-        <w:spacing w:after="0" w:before="0"/>
-      </w:pPr>
-      <w:r>
-        <w:rPr>
-          <w:b w:val="0"/>
-          <w:sz w:val="22"/>
-        </w:rPr>
-        <w:t>(a) Phenytoin</w:t>
-      </w:r>
-    </w:p>
-    <w:p>
-      <w:pPr>
-        <w:spacing w:after="0" w:before="0"/>
-      </w:pPr>
-      <w:r>
-        <w:rPr>
-          <w:b w:val="0"/>
-          <w:sz w:val="22"/>
-        </w:rPr>
-        <w:t>(b) Diazepam</w:t>
-      </w:r>
-    </w:p>
-    <w:p>
-      <w:pPr>
-        <w:spacing w:after="0" w:before="0"/>
-      </w:pPr>
-      <w:r>
-        <w:rPr>
-          <w:b w:val="0"/>
-          <w:sz w:val="22"/>
-        </w:rPr>
-        <w:t>(c) Nifedipine</w:t>
-      </w:r>
-    </w:p>
-    <w:p>
-      <w:pPr>
-        <w:spacing w:after="0" w:before="0"/>
-      </w:pPr>
-      <w:r>
-        <w:rPr>
-          <w:b w:val="0"/>
-          <w:sz w:val="22"/>
-        </w:rPr>
-        <w:t>(d) Magnesium sulphate</w:t>
-      </w:r>
-    </w:p>
-    <w:p>
-      <w:pPr>
-        <w:spacing w:after="0" w:before="40"/>
-      </w:pPr>
-      <w:r>
-        <w:rPr>
-          <w:b/>
-          <w:sz w:val="22"/>
-        </w:rPr>
-        <w:t>Answer: d</w:t>
-      </w:r>
-    </w:p>
-    <w:p>
-      <w:pPr>
-        <w:spacing w:after="0" w:before="0"/>
-      </w:pPr>
-      <w:r>
-        <w:rPr>
-          <w:b w:val="0"/>
-          <w:sz w:val="21"/>
-        </w:rPr>
-        <w:t>Solution: Magnesium sulphate is the drug of choice to control and prevent eclamptic convulsions.</w:t>
-      </w:r>
-    </w:p>
-    <w:p>
-      <w:pPr>
-        <w:spacing w:after="0" w:before="0"/>
-      </w:pPr>
-      <w:r>
-        <w:rPr>
-          <w:b w:val="0"/>
-          <w:sz w:val="20"/>
-        </w:rPr>
-        <w:t>Positive Marks: 1</w:t>
-      </w:r>
-    </w:p>
-    <w:p>
-      <w:pPr>
-        <w:spacing w:after="160" w:before="0"/>
-      </w:pPr>
-      <w:r>
-        <w:rPr>
-          <w:b w:val="0"/>
-          <w:sz w:val="20"/>
-        </w:rPr>
-        <w:t>Negative Marks: 0.25</w:t>
-      </w:r>
-    </w:p>
-    <w:p>
-      <w:pPr>
-        <w:spacing w:after="20" w:before="120"/>
-      </w:pPr>
-      <w:r>
-        <w:rPr>
-          <w:b/>
-          <w:sz w:val="22"/>
-        </w:rPr>
-        <w:t>Question: Term 'Gossypiboma' means?</w:t>
-      </w:r>
-    </w:p>
-    <w:p>
-      <w:pPr>
-        <w:spacing w:after="0" w:before="0"/>
-      </w:pPr>
-      <w:r>
-        <w:rPr>
-          <w:b w:val="0"/>
-          <w:sz w:val="22"/>
-        </w:rPr>
-        <w:t>(a) During surgery Foreign material left inside the body</w:t>
-      </w:r>
-    </w:p>
-    <w:p>
-      <w:pPr>
-        <w:spacing w:after="0" w:before="0"/>
-      </w:pPr>
-      <w:r>
-        <w:rPr>
-          <w:b w:val="0"/>
-          <w:sz w:val="22"/>
-        </w:rPr>
-        <w:t>(b) Tumor in abdomen</w:t>
-      </w:r>
-    </w:p>
-    <w:p>
-      <w:pPr>
-        <w:spacing w:after="0" w:before="0"/>
-      </w:pPr>
-      <w:r>
-        <w:rPr>
-          <w:b w:val="0"/>
-          <w:sz w:val="22"/>
-        </w:rPr>
-        <w:t>(c) Tumor in head</w:t>
-      </w:r>
-    </w:p>
-    <w:p>
-      <w:pPr>
-        <w:spacing w:after="0" w:before="0"/>
-      </w:pPr>
-      <w:r>
-        <w:rPr>
-          <w:b w:val="0"/>
-          <w:sz w:val="22"/>
-        </w:rPr>
-        <w:t>(d) During surgery accidently body organ damage inside the body</w:t>
-      </w:r>
-    </w:p>
-    <w:p>
-      <w:pPr>
-        <w:spacing w:after="0" w:before="40"/>
-      </w:pPr>
-      <w:r>
-        <w:rPr>
-          <w:b/>
-          <w:sz w:val="22"/>
-        </w:rPr>
-        <w:t>Answer: a</w:t>
-      </w:r>
-    </w:p>
-    <w:p>
-      <w:pPr>
-        <w:spacing w:after="0" w:before="0"/>
-      </w:pPr>
-      <w:r>
-        <w:rPr>
-          <w:b w:val="0"/>
-          <w:sz w:val="21"/>
-        </w:rPr>
-        <w:t>Solution: Gossypiboma is a retained surgical sponge or swab accidentally left inside the body during surgery.</w:t>
-      </w:r>
-    </w:p>
-    <w:p>
-      <w:pPr>
-        <w:spacing w:after="0" w:before="0"/>
-      </w:pPr>
-      <w:r>
-        <w:rPr>
-          <w:b w:val="0"/>
-          <w:sz w:val="20"/>
-        </w:rPr>
-        <w:t>Positive Marks: 1</w:t>
-      </w:r>
-    </w:p>
-    <w:p>
-      <w:pPr>
-        <w:spacing w:after="160" w:before="0"/>
-      </w:pPr>
-      <w:r>
-        <w:rPr>
-          <w:b w:val="0"/>
-          <w:sz w:val="20"/>
-        </w:rPr>
-        <w:t>Negative Marks: 0.25</w:t>
-      </w:r>
-    </w:p>
-    <w:p>
-      <w:pPr>
-        <w:spacing w:after="20" w:before="120"/>
-      </w:pPr>
-      <w:r>
-        <w:rPr>
-          <w:b/>
-          <w:sz w:val="22"/>
-        </w:rPr>
-        <w:t>Question: A client with a fractured femur suddenly develops dyspnea, chest pain and confusion 48 hours after injury. Which complication should the nurse suspect FIRST?</w:t>
-      </w:r>
-    </w:p>
-    <w:p>
-      <w:pPr>
-        <w:spacing w:after="0" w:before="0"/>
-      </w:pPr>
-      <w:r>
-        <w:rPr>
-          <w:b w:val="0"/>
-          <w:sz w:val="22"/>
-        </w:rPr>
-        <w:t>(a) Pneumothorax</w:t>
-      </w:r>
-    </w:p>
-    <w:p>
-      <w:pPr>
-        <w:spacing w:after="0" w:before="0"/>
-      </w:pPr>
-      <w:r>
-        <w:rPr>
-          <w:b w:val="0"/>
-          <w:sz w:val="22"/>
-        </w:rPr>
-        <w:t>(b) Hypovolemic shock</w:t>
-      </w:r>
-    </w:p>
-    <w:p>
-      <w:pPr>
-        <w:spacing w:after="0" w:before="0"/>
-      </w:pPr>
-      <w:r>
-        <w:rPr>
-          <w:b w:val="0"/>
-          <w:sz w:val="22"/>
-        </w:rPr>
-        <w:t>(c) Fat embolism syndrome</w:t>
-      </w:r>
-    </w:p>
-    <w:p>
-      <w:pPr>
-        <w:spacing w:after="0" w:before="0"/>
-      </w:pPr>
-      <w:r>
-        <w:rPr>
-          <w:b w:val="0"/>
-          <w:sz w:val="22"/>
-        </w:rPr>
-        <w:t>(d) Pulmonary embolism</w:t>
-      </w:r>
-    </w:p>
-    <w:p>
-      <w:pPr>
-        <w:spacing w:after="0" w:before="40"/>
-      </w:pPr>
-      <w:r>
-        <w:rPr>
-          <w:b/>
-          <w:sz w:val="22"/>
-        </w:rPr>
-        <w:t>Answer: c</w:t>
-      </w:r>
-    </w:p>
-    <w:p>
-      <w:pPr>
-        <w:spacing w:after="0" w:before="0"/>
-      </w:pPr>
-      <w:r>
-        <w:rPr>
-          <w:b w:val="0"/>
-          <w:sz w:val="21"/>
-        </w:rPr>
-        <w:t>Solution: Fat embolism, most common after long-bone fractures, classically presents with respiratory distress and confusion 24-72 hours after injury (petechiae over the chest are a hallmark).</w:t>
-      </w:r>
-    </w:p>
-    <w:p>
-      <w:pPr>
-        <w:spacing w:after="0" w:before="0"/>
-      </w:pPr>
-      <w:r>
-        <w:rPr>
-          <w:b w:val="0"/>
-          <w:sz w:val="20"/>
-        </w:rPr>
-        <w:t>Positive Marks: 1</w:t>
-      </w:r>
-    </w:p>
-    <w:p>
-      <w:pPr>
-        <w:spacing w:after="160" w:before="0"/>
-      </w:pPr>
-      <w:r>
-        <w:rPr>
-          <w:b w:val="0"/>
-          <w:sz w:val="20"/>
-        </w:rPr>
-        <w:t>Negative Marks: 0.25</w:t>
-      </w:r>
-    </w:p>
-    <w:p>
-      <w:pPr>
-        <w:spacing w:after="20" w:before="120"/>
-      </w:pPr>
-      <w:r>
-        <w:rPr>
-          <w:b/>
-          <w:sz w:val="22"/>
-        </w:rPr>
-        <w:t>Question: Convert 101.2° F into Centigrade</w:t>
-      </w:r>
-    </w:p>
-    <w:p>
-      <w:pPr>
-        <w:spacing w:after="0" w:before="0"/>
-      </w:pPr>
-      <w:r>
-        <w:rPr>
-          <w:b w:val="0"/>
-          <w:sz w:val="22"/>
-        </w:rPr>
-        <w:t>(a) 38.8°C</w:t>
-      </w:r>
-    </w:p>
-    <w:p>
-      <w:pPr>
-        <w:spacing w:after="0" w:before="0"/>
-      </w:pPr>
-      <w:r>
-        <w:rPr>
-          <w:b w:val="0"/>
-          <w:sz w:val="22"/>
-        </w:rPr>
-        <w:t>(b) 38.4°C</w:t>
-      </w:r>
-    </w:p>
-    <w:p>
-      <w:pPr>
-        <w:spacing w:after="0" w:before="0"/>
-      </w:pPr>
-      <w:r>
-        <w:rPr>
-          <w:b w:val="0"/>
-          <w:sz w:val="22"/>
-        </w:rPr>
-        <w:t>(c) 37.4°C</w:t>
-      </w:r>
-    </w:p>
-    <w:p>
-      <w:pPr>
-        <w:spacing w:after="0" w:before="0"/>
-      </w:pPr>
-      <w:r>
-        <w:rPr>
-          <w:b w:val="0"/>
-          <w:sz w:val="22"/>
-        </w:rPr>
-        <w:t>(d) 37.6°C</w:t>
-      </w:r>
-    </w:p>
-    <w:p>
-      <w:pPr>
-        <w:spacing w:after="0" w:before="40"/>
-      </w:pPr>
-      <w:r>
-        <w:rPr>
-          <w:b/>
-          <w:sz w:val="22"/>
-        </w:rPr>
-        <w:t>Answer: b</w:t>
-      </w:r>
-    </w:p>
-    <w:p>
-      <w:pPr>
-        <w:spacing w:after="0" w:before="0"/>
-      </w:pPr>
-      <w:r>
-        <w:rPr>
-          <w:b w:val="0"/>
-          <w:sz w:val="21"/>
-        </w:rPr>
-        <w:t>Solution: °C = (°F - 32) ° 5/9 Substituting 101.2 for °F in the above formula, °C = (101.2 - 32) ° 5/9 °C = 69.2 ° 5/9 Therefore, 102 degrees Fahrenheit is equivalent to approximately 38.4 degrees Celsius. Formula for converting temperature in Centigrade into degree Fahrenheit: °F= (C x 9/5) + 32</w:t>
-      </w:r>
-    </w:p>
-    <w:p>
-      <w:pPr>
-        <w:spacing w:after="0" w:before="0"/>
-      </w:pPr>
-      <w:r>
-        <w:rPr>
-          <w:b w:val="0"/>
-          <w:sz w:val="20"/>
-        </w:rPr>
-        <w:t>Positive Marks: 1</w:t>
-      </w:r>
-    </w:p>
-    <w:p>
-      <w:pPr>
-        <w:spacing w:after="160" w:before="0"/>
-      </w:pPr>
-      <w:r>
-        <w:rPr>
-          <w:b w:val="0"/>
-          <w:sz w:val="20"/>
-        </w:rPr>
-        <w:t>Negative Marks: 0.25</w:t>
-      </w:r>
-    </w:p>
-    <w:p>
-      <w:pPr>
-        <w:spacing w:after="20" w:before="120"/>
-      </w:pPr>
-      <w:r>
-        <w:rPr>
-          <w:b/>
-          <w:sz w:val="22"/>
-        </w:rPr>
-        <w:t>Question: Hand rubbing time for Alcohol based hand washing is:</w:t>
-      </w:r>
-    </w:p>
-    <w:p>
-      <w:pPr>
-        <w:spacing w:after="0" w:before="0"/>
-      </w:pPr>
-      <w:r>
-        <w:rPr>
-          <w:b w:val="0"/>
-          <w:sz w:val="22"/>
-        </w:rPr>
-        <w:t>(a) 60 sec</w:t>
-      </w:r>
-    </w:p>
-    <w:p>
-      <w:pPr>
-        <w:spacing w:after="0" w:before="0"/>
-      </w:pPr>
-      <w:r>
-        <w:rPr>
-          <w:b w:val="0"/>
-          <w:sz w:val="22"/>
-        </w:rPr>
-        <w:t>(b) 10 to 15 sec</w:t>
-      </w:r>
-    </w:p>
-    <w:p>
-      <w:pPr>
-        <w:spacing w:after="0" w:before="0"/>
-      </w:pPr>
-      <w:r>
-        <w:rPr>
-          <w:b w:val="0"/>
-          <w:sz w:val="22"/>
-        </w:rPr>
-        <w:t>(c) 15 to 30 sec</w:t>
-      </w:r>
-    </w:p>
-    <w:p>
-      <w:pPr>
-        <w:spacing w:after="0" w:before="0"/>
-      </w:pPr>
-      <w:r>
-        <w:rPr>
-          <w:b w:val="0"/>
-          <w:sz w:val="22"/>
-        </w:rPr>
-        <w:t>(d) 30 to 45 sec</w:t>
-      </w:r>
-    </w:p>
-    <w:p>
-      <w:pPr>
-        <w:spacing w:after="0" w:before="40"/>
-      </w:pPr>
-      <w:r>
-        <w:rPr>
-          <w:b/>
-          <w:sz w:val="22"/>
-        </w:rPr>
-        <w:t>Answer: c</w:t>
-      </w:r>
-    </w:p>
-    <w:p>
-      <w:pPr>
-        <w:spacing w:after="0" w:before="0"/>
-      </w:pPr>
-      <w:r>
-        <w:rPr>
-          <w:b w:val="0"/>
-          <w:sz w:val="21"/>
-        </w:rPr>
-        <w:t>Solution: Alcohol-based hand rub should be applied and rubbed for 15-30 seconds (until dry).</w:t>
-      </w:r>
-    </w:p>
-    <w:p>
-      <w:pPr>
-        <w:spacing w:after="0" w:before="0"/>
-      </w:pPr>
-      <w:r>
-        <w:rPr>
-          <w:b w:val="0"/>
-          <w:sz w:val="20"/>
-        </w:rPr>
-        <w:t>Positive Marks: 1</w:t>
-      </w:r>
-    </w:p>
-    <w:p>
-      <w:pPr>
-        <w:spacing w:after="160" w:before="0"/>
-      </w:pPr>
-      <w:r>
-        <w:rPr>
-          <w:b w:val="0"/>
-          <w:sz w:val="20"/>
-        </w:rPr>
-        <w:t>Negative Marks: 0.25</w:t>
-      </w:r>
-    </w:p>
-    <w:p>
-      <w:pPr>
-        <w:spacing w:after="20" w:before="120"/>
-      </w:pPr>
-      <w:r>
-        <w:rPr>
-          <w:b/>
-          <w:sz w:val="22"/>
-        </w:rPr>
-        <w:t>Question: In the emergency department, during CPR of a neonate, the on-duty nurse is unable to access a venous site. What is the priority next action?</w:t>
-      </w:r>
-    </w:p>
-    <w:p>
-      <w:pPr>
-        <w:spacing w:after="0" w:before="0"/>
-      </w:pPr>
-      <w:r>
-        <w:rPr>
-          <w:b w:val="0"/>
-          <w:sz w:val="22"/>
-        </w:rPr>
-        <w:t>(a) Cut down and inject directly</w:t>
-      </w:r>
-    </w:p>
-    <w:p>
-      <w:pPr>
-        <w:spacing w:after="0" w:before="0"/>
-      </w:pPr>
-      <w:r>
-        <w:rPr>
-          <w:b w:val="0"/>
-          <w:sz w:val="22"/>
-        </w:rPr>
-        <w:t>(b) Plan for a central line</w:t>
-      </w:r>
-    </w:p>
-    <w:p>
-      <w:pPr>
-        <w:spacing w:after="0" w:before="0"/>
-      </w:pPr>
-      <w:r>
-        <w:rPr>
-          <w:b w:val="0"/>
-          <w:sz w:val="22"/>
-        </w:rPr>
-        <w:t>(c) Direct injection into an artery</w:t>
-      </w:r>
-    </w:p>
-    <w:p>
-      <w:pPr>
-        <w:spacing w:after="0" w:before="0"/>
-      </w:pPr>
-      <w:r>
-        <w:rPr>
-          <w:b w:val="0"/>
-          <w:sz w:val="22"/>
-        </w:rPr>
-        <w:t>(d) Direct injection into the intraosseous space of the tibia</w:t>
-      </w:r>
-    </w:p>
-    <w:p>
-      <w:pPr>
-        <w:spacing w:after="0" w:before="40"/>
-      </w:pPr>
-      <w:r>
-        <w:rPr>
-          <w:b/>
-          <w:sz w:val="22"/>
-        </w:rPr>
-        <w:t>Answer: d</w:t>
-      </w:r>
-    </w:p>
-    <w:p>
-      <w:pPr>
-        <w:spacing w:after="0" w:before="0"/>
-      </w:pPr>
-      <w:r>
-        <w:rPr>
-          <w:b w:val="0"/>
-          <w:sz w:val="21"/>
-        </w:rPr>
-        <w:t>Solution: If venous access cannot be established within 90 seconds (3 attempts) during neonatal resuscitation, intraosseous (IO) access is the preferred alternative route for drugs and fluids.</w:t>
-      </w:r>
-    </w:p>
-    <w:p>
-      <w:pPr>
-        <w:spacing w:after="0" w:before="0"/>
-      </w:pPr>
-      <w:r>
-        <w:rPr>
-          <w:b w:val="0"/>
-          <w:sz w:val="20"/>
-        </w:rPr>
-        <w:t>Positive Marks: 1</w:t>
-      </w:r>
-    </w:p>
-    <w:p>
-      <w:pPr>
-        <w:spacing w:after="160" w:before="0"/>
-      </w:pPr>
-      <w:r>
-        <w:rPr>
-          <w:b w:val="0"/>
-          <w:sz w:val="20"/>
-        </w:rPr>
-        <w:t>Negative Marks: 0.25</w:t>
-      </w:r>
-    </w:p>
-    <w:p>
-      <w:pPr>
-        <w:spacing w:after="20" w:before="120"/>
-      </w:pPr>
-      <w:r>
-        <w:rPr>
-          <w:b/>
-          <w:sz w:val="22"/>
-        </w:rPr>
-        <w:t>Question: A client on DOTS therapy for tuberculosis reports orange-red discoloration of urine. What should the nurse explain?</w:t>
-      </w:r>
-    </w:p>
-    <w:p>
-      <w:pPr>
-        <w:spacing w:after="0" w:before="0"/>
-      </w:pPr>
-      <w:r>
-        <w:rPr>
-          <w:b w:val="0"/>
-          <w:sz w:val="22"/>
-        </w:rPr>
-        <w:t>(a) It is a harmless side effect of rifampicin and therapy must continue</w:t>
-      </w:r>
-    </w:p>
-    <w:p>
-      <w:pPr>
-        <w:spacing w:after="0" w:before="0"/>
-      </w:pPr>
-      <w:r>
-        <w:rPr>
-          <w:b w:val="0"/>
-          <w:sz w:val="22"/>
-        </w:rPr>
-        <w:t>(b) The drug must be stopped immediately</w:t>
-      </w:r>
-    </w:p>
-    <w:p>
-      <w:pPr>
-        <w:spacing w:after="0" w:before="0"/>
-      </w:pPr>
-      <w:r>
-        <w:rPr>
-          <w:b w:val="0"/>
-          <w:sz w:val="22"/>
-        </w:rPr>
-        <w:t>(c) It indicates liver damage</w:t>
-      </w:r>
-    </w:p>
-    <w:p>
-      <w:pPr>
-        <w:spacing w:after="0" w:before="0"/>
-      </w:pPr>
-      <w:r>
-        <w:rPr>
-          <w:b w:val="0"/>
-          <w:sz w:val="22"/>
-        </w:rPr>
-        <w:t>(d) The client needs a higher dose</w:t>
-      </w:r>
-    </w:p>
-    <w:p>
-      <w:pPr>
-        <w:spacing w:after="0" w:before="40"/>
-      </w:pPr>
-      <w:r>
-        <w:rPr>
-          <w:b/>
-          <w:sz w:val="22"/>
-        </w:rPr>
-        <w:t>Answer: a</w:t>
-      </w:r>
-    </w:p>
-    <w:p>
-      <w:pPr>
-        <w:spacing w:after="0" w:before="0"/>
-      </w:pPr>
-      <w:r>
-        <w:rPr>
-          <w:b w:val="0"/>
-          <w:sz w:val="21"/>
-        </w:rPr>
-        <w:t>Solution: Rifampicin harmlessly turns urine (and tears/sweat) orange-red; the client is reassured and adherence continues. Jaundice or hepatitis symptoms, however, require evaluation.</w:t>
-      </w:r>
-    </w:p>
-    <w:p>
-      <w:pPr>
-        <w:spacing w:after="0" w:before="0"/>
-      </w:pPr>
-      <w:r>
-        <w:rPr>
-          <w:b w:val="0"/>
-          <w:sz w:val="20"/>
-        </w:rPr>
-        <w:t>Positive Marks: 1</w:t>
-      </w:r>
-    </w:p>
-    <w:p>
-      <w:pPr>
-        <w:spacing w:after="160" w:before="0"/>
-      </w:pPr>
-      <w:r>
-        <w:rPr>
-          <w:b w:val="0"/>
-          <w:sz w:val="20"/>
-        </w:rPr>
-        <w:t>Negative Marks: 0.25</w:t>
-      </w:r>
-    </w:p>
-    <w:p>
-      <w:pPr>
-        <w:spacing w:after="20" w:before="120"/>
-      </w:pPr>
-      <w:r>
-        <w:rPr>
-          <w:b/>
-          <w:sz w:val="22"/>
-        </w:rPr>
-        <w:t>Question: A child comes to the emergency department with frequent loose motions for one day, normal vital signs and no dehydration (skin pinch returns within 2 seconds). What is the priority nursing action?</w:t>
-      </w:r>
-    </w:p>
-    <w:p>
-      <w:pPr>
-        <w:spacing w:after="0" w:before="0"/>
-      </w:pPr>
-      <w:r>
-        <w:rPr>
-          <w:b w:val="0"/>
-          <w:sz w:val="22"/>
-        </w:rPr>
-        <w:t>(a) Reassure the parents that no treatment is needed</w:t>
-      </w:r>
-    </w:p>
-    <w:p>
-      <w:pPr>
-        <w:spacing w:after="0" w:before="0"/>
-      </w:pPr>
-      <w:r>
-        <w:rPr>
-          <w:b w:val="0"/>
-          <w:sz w:val="22"/>
-        </w:rPr>
-        <w:t>(b) IV fluids</w:t>
-      </w:r>
-    </w:p>
-    <w:p>
-      <w:pPr>
-        <w:spacing w:after="0" w:before="0"/>
-      </w:pPr>
-      <w:r>
-        <w:rPr>
-          <w:b w:val="0"/>
-          <w:sz w:val="22"/>
-        </w:rPr>
-        <w:t>(c) Admit to the ICU</w:t>
-      </w:r>
-    </w:p>
-    <w:p>
-      <w:pPr>
-        <w:spacing w:after="0" w:before="0"/>
-      </w:pPr>
-      <w:r>
-        <w:rPr>
-          <w:b w:val="0"/>
-          <w:sz w:val="22"/>
-        </w:rPr>
-        <w:t>(d) ORS and zinc supplementation</w:t>
-      </w:r>
-    </w:p>
-    <w:p>
-      <w:pPr>
-        <w:spacing w:after="0" w:before="40"/>
-      </w:pPr>
-      <w:r>
-        <w:rPr>
-          <w:b/>
-          <w:sz w:val="22"/>
-        </w:rPr>
-        <w:t>Answer: d</w:t>
-      </w:r>
-    </w:p>
-    <w:p>
-      <w:pPr>
-        <w:spacing w:after="0" w:before="0"/>
-      </w:pPr>
-      <w:r>
-        <w:rPr>
-          <w:b w:val="0"/>
-          <w:sz w:val="21"/>
-        </w:rPr>
-        <w:t>Solution: For acute watery diarrhoea without dehydration, ORS and zinc supplementation are given to prevent dehydration; IV fluids and admission are needed only if dehydration develops.</w:t>
-      </w:r>
-    </w:p>
-    <w:p>
-      <w:pPr>
-        <w:spacing w:after="0" w:before="0"/>
-      </w:pPr>
-      <w:r>
-        <w:rPr>
-          <w:b w:val="0"/>
-          <w:sz w:val="20"/>
-        </w:rPr>
-        <w:t>Positive Marks: 1</w:t>
-      </w:r>
-    </w:p>
-    <w:p>
-      <w:pPr>
-        <w:spacing w:after="160" w:before="0"/>
-      </w:pPr>
-      <w:r>
-        <w:rPr>
-          <w:b w:val="0"/>
-          <w:sz w:val="20"/>
-        </w:rPr>
-        <w:t>Negative Marks: 0.25</w:t>
+      <w:r>
+        <w:t xml:space="preserve">Question: The normal prothrombin time (PT) is approximately:</w:t>
+      </w:r>
+    </w:p>
+    <w:p>
+      <w:r>
+        <w:t xml:space="preserve">(a) 11–13.5 seconds</w:t>
+      </w:r>
+    </w:p>
+    <w:p>
+      <w:r>
+        <w:t xml:space="preserve">(b) 30–40 seconds</w:t>
+      </w:r>
+    </w:p>
+    <w:p>
+      <w:r>
+        <w:t xml:space="preserve">(c) 60–80 seconds</w:t>
+      </w:r>
+    </w:p>
+    <w:p>
+      <w:r>
+        <w:t xml:space="preserve">(d) 2–5 seconds</w:t>
+      </w:r>
+    </w:p>
+    <w:p>
+      <w:r>
+        <w:t xml:space="preserve">Answer: a</w:t>
+      </w:r>
+    </w:p>
+    <w:p>
+      <w:r>
+        <w:t xml:space="preserve">Solution: ✅ Correct Answer: (a) 11–13.5 seconds</w:t>
+      </w:r>
+    </w:p>
+    <w:p>
+      <w:r>
+        <w:t xml:space="preserve">🧠 Clinical Rationale: PT measures the extrinsic coagulation pathway (factors VII, X, V, II, fibrinogen) and is reported as seconds (normal ~11–13.5 s, lab-dependent) or as INR (normal 0.8–1.2). PT/INR is used to monitor warfarin therapy; it is prolonged in liver disease, vitamin K deficiency, and DIC.</w:t>
+      </w:r>
+    </w:p>
+    <w:p>
+      <w:r>
+        <w:t xml:space="preserve">🔍 Key Clues: "Prothrombin time (PT)" → the warfarin/extrinsic pathway test → normal 11–13.5 seconds.</w:t>
+      </w:r>
+    </w:p>
+    <w:p>
+      <w:r>
+        <w:t xml:space="preserve">❌ Why Not Other Options?</w:t>
+      </w:r>
+    </w:p>
+    <w:p>
+      <w:r>
+        <w:t xml:space="preserve">(b) — 30–40 seconds is the normal aPTT range (intrinsic pathway/heparin), not PT.</w:t>
+      </w:r>
+    </w:p>
+    <w:p>
+      <w:r>
+        <w:t xml:space="preserve">(c) — 60–80 seconds is the therapeutic heparin range for aPTT, not a normal PT.</w:t>
+      </w:r>
+    </w:p>
+    <w:p>
+      <w:r>
+        <w:t xml:space="preserve">(d) — 2–5 seconds is far too short to reflect clot formation time.</w:t>
+      </w:r>
+    </w:p>
+    <w:p>
+      <w:r>
+        <w:t xml:space="preserve">⚠️ Exam Trap: PT/INR ↔ warfarin; aPTT ↔ heparin. Swapping the two clotting tests and their normal ranges is a classic exam error.</w:t>
+      </w:r>
+    </w:p>
+    <w:p>
+      <w:r>
+        <w:t xml:space="preserve">💎 PNC Pearl: "PT for the pill (warfarin), PTT for the pump (heparin)." INR target on warfarin = 2–3.</w:t>
+      </w:r>
+    </w:p>
+    <w:p>
+      <w:r>
+        <w:t xml:space="preserve">📌 Concept Extension: Bleeding on warfarin → vitamin K (antidote); fresh frozen plasma for severe bleeding.</w:t>
+      </w:r>
+    </w:p>
+    <w:p>
+      <w:r>
+        <w:t xml:space="preserve">Positive Marks: 1</w:t>
+      </w:r>
+    </w:p>
+    <w:p>
+      <w:r>
+        <w:t xml:space="preserve">Negative Marks: 0.25</w:t>
+      </w:r>
+    </w:p>
+    <w:p>
+      <w:r>
+        <w:t xml:space="preserve"/>
+      </w:r>
+    </w:p>
+    <w:p>
+      <w:r>
+        <w:t xml:space="preserve">Question: The nurse is providing care to a patient with an ileostomy. Which characteristic is expected?</w:t>
+      </w:r>
+    </w:p>
+    <w:p>
+      <w:r>
+        <w:t xml:space="preserve">(a) Continuous, liquid effluent rich in digestive enzymes</w:t>
+      </w:r>
+    </w:p>
+    <w:p>
+      <w:r>
+        <w:t xml:space="preserve">(b) Formed stool</w:t>
+      </w:r>
+    </w:p>
+    <w:p>
+      <w:r>
+        <w:t xml:space="preserve">(c) No output</w:t>
+      </w:r>
+    </w:p>
+    <w:p>
+      <w:r>
+        <w:t xml:space="preserve">(d) Bloody output</w:t>
+      </w:r>
+    </w:p>
+    <w:p>
+      <w:r>
+        <w:t xml:space="preserve">Answer: a</w:t>
+      </w:r>
+    </w:p>
+    <w:p>
+      <w:r>
+        <w:t xml:space="preserve">Solution: ✅ Correct Answer: (a) Continuous, liquid effluent rich in digestive enzymes</w:t>
+      </w:r>
+    </w:p>
+    <w:p>
+      <w:r>
+        <w:t xml:space="preserve">🧠 Clinical Rationale: An ileostomy is created from the ileum (small bowel), where contents are liquid and digestive enzymes are still active. The stoma therefore produces continuous, semi-liquid effluent that is highly corrosive to skin — a skin barrier/frame is essential, and the pouch is emptied frequently.</w:t>
+      </w:r>
+    </w:p>
+    <w:p>
+      <w:r>
+        <w:t xml:space="preserve">🔍 Key Clues: "Ileostomy" = SMALL bowel stoma → liquid, enzyme-rich, continuous output.</w:t>
+      </w:r>
+    </w:p>
+    <w:p>
+      <w:r>
+        <w:t xml:space="preserve">❌ Why Not Other Options?</w:t>
+      </w:r>
+    </w:p>
+    <w:p>
+      <w:r>
+        <w:t xml:space="preserve">(b) — Formed stool is the expected output of a COLOSTOMY (large bowel stoma), not an ileostomy.</w:t>
+      </w:r>
+    </w:p>
+    <w:p>
+      <w:r>
+        <w:t xml:space="preserve">(c) — No output suggests obstruction — normal ileostomies begin functioning within hours to days.</w:t>
+      </w:r>
+    </w:p>
+    <w:p>
+      <w:r>
+        <w:t xml:space="preserve">(d) — Bloody output is abnormal and suggests irritation, ischemia, or bleeding.</w:t>
+      </w:r>
+    </w:p>
+    <w:p>
+      <w:r>
+        <w:t xml:space="preserve">⚠️ Exam Trap: Ileostomy = liquid output + skin protection; colostomy = more formed output. Match the stoma to the bowel segment.</w:t>
+      </w:r>
+    </w:p>
+    <w:p>
+      <w:r>
+        <w:t xml:space="preserve">💎 PNC Pearl: Ileostomy effluent is corrosive — use a barrier ring/wafers; change the pouch before it leaks onto skin.</w:t>
+      </w:r>
+    </w:p>
+    <w:p>
+      <w:r>
+        <w:t xml:space="preserve">📌 Concept Extension: Monitor output (high-output ileostomy → dehydration/electrolyte loss); teach fluid and sodium intake.</w:t>
+      </w:r>
+    </w:p>
+    <w:p>
+      <w:r>
+        <w:t xml:space="preserve">Positive Marks: 1</w:t>
+      </w:r>
+    </w:p>
+    <w:p>
+      <w:r>
+        <w:t xml:space="preserve">Negative Marks: 0.25</w:t>
+      </w:r>
+    </w:p>
+    <w:p>
+      <w:r>
+        <w:t xml:space="preserve"/>
+      </w:r>
+    </w:p>
+    <w:p>
+      <w:r>
+        <w:t xml:space="preserve">Question: A patient with diabetes mellitus is experiencing hypoglycemia (blood glucose 40 mg/dL). The priority nursing action is:</w:t>
+      </w:r>
+    </w:p>
+    <w:p>
+      <w:r>
+        <w:t xml:space="preserve">(a) Give 15–20 g of fast-acting carbohydrate (glucose, juice) and recheck in 15 minutes</w:t>
+      </w:r>
+    </w:p>
+    <w:p>
+      <w:r>
+        <w:t xml:space="preserve">(b) Give insulin</w:t>
+      </w:r>
+    </w:p>
+    <w:p>
+      <w:r>
+        <w:t xml:space="preserve">(c) Withhold all food</w:t>
+      </w:r>
+    </w:p>
+    <w:p>
+      <w:r>
+        <w:t xml:space="preserve">(d) Wait for symptoms to resolve</w:t>
+      </w:r>
+    </w:p>
+    <w:p>
+      <w:r>
+        <w:t xml:space="preserve">Answer: a</w:t>
+      </w:r>
+    </w:p>
+    <w:p>
+      <w:r>
+        <w:t xml:space="preserve">Solution: ✅ Correct Answer: (a) Give 15–20 g of fast-acting carbohydrate (glucose, juice) and recheck in 15 minutes</w:t>
+      </w:r>
+    </w:p>
+    <w:p>
+      <w:r>
+        <w:t xml:space="preserve">🧠 Clinical Rationale: Hypoglycemia (&lt;70 mg/dL; 40 mg/dL is severe) is treated with the "rule of 15": give 15–20 g of fast-acting carbohydrate (4 oz juice, glucose tablets, sugar), wait 15 minutes, and recheck the glucose; repeat if still low, then follow with a snack. If the patient is unconscious, give IV dextrose or glucagon — never oral fluids.</w:t>
+      </w:r>
+    </w:p>
+    <w:p>
+      <w:r>
+        <w:t xml:space="preserve">🔍 Key Clues: "Blood glucose 40 mg/dL" = hypoglycemia → fast-acting carbohydrate + recheck in 15 minutes.</w:t>
+      </w:r>
+    </w:p>
+    <w:p>
+      <w:r>
+        <w:t xml:space="preserve">❌ Why Not Other Options?</w:t>
+      </w:r>
+    </w:p>
+    <w:p>
+      <w:r>
+        <w:t xml:space="preserve">(b) — Insulin LOWERS glucose further — it would worsen the hypoglycemia dangerously.</w:t>
+      </w:r>
+    </w:p>
+    <w:p>
+      <w:r>
+        <w:t xml:space="preserve">(c) — Withholding food starves the patient and delays correction.</w:t>
+      </w:r>
+    </w:p>
+    <w:p>
+      <w:r>
+        <w:t xml:space="preserve">(d) — Waiting without treatment risks seizures, coma, and brain damage.</w:t>
+      </w:r>
+    </w:p>
+    <w:p>
+      <w:r>
+        <w:t xml:space="preserve">⚠️ Exam Trap: Hypoglycemia + conscious → oral glucose; hypoglycemia + unconscious → IV dextrose (D50) or glucagon — NEVER oral anything.</w:t>
+      </w:r>
+    </w:p>
+    <w:p>
+      <w:r>
+        <w:t xml:space="preserve">💎 PNC Pearl: Rule of 15: 15 g carbs → wait 15 min → recheck → repeat if still &lt;70 → then long-acting snack.</w:t>
+      </w:r>
+    </w:p>
+    <w:p>
+      <w:r>
+        <w:t xml:space="preserve">📌 Concept Extension: Identify the cause (missed meal, excess insulin, exercise) and teach prevention — carry glucose always.</w:t>
+      </w:r>
+    </w:p>
+    <w:p>
+      <w:r>
+        <w:t xml:space="preserve">Positive Marks: 1</w:t>
+      </w:r>
+    </w:p>
+    <w:p>
+      <w:r>
+        <w:t xml:space="preserve">Negative Marks: 0.25</w:t>
+      </w:r>
+    </w:p>
+    <w:p>
+      <w:r>
+        <w:t xml:space="preserve"/>
+      </w:r>
+    </w:p>
+    <w:p>
+      <w:r>
+        <w:t xml:space="preserve">Question: A patient at 30 weeks of gestation is being monitored for preterm labor. Which finding indicates preterm labor?</w:t>
+      </w:r>
+    </w:p>
+    <w:p>
+      <w:r>
+        <w:t xml:space="preserve">(a) Regular uterine contractions with cervical change before 37 weeks</w:t>
+      </w:r>
+    </w:p>
+    <w:p>
+      <w:r>
+        <w:t xml:space="preserve">(b) Braxton Hicks contractions</w:t>
+      </w:r>
+    </w:p>
+    <w:p>
+      <w:r>
+        <w:t xml:space="preserve">(c) Single contraction</w:t>
+      </w:r>
+    </w:p>
+    <w:p>
+      <w:r>
+        <w:t xml:space="preserve">(d) Increased fetal movement</w:t>
+      </w:r>
+    </w:p>
+    <w:p>
+      <w:r>
+        <w:t xml:space="preserve">Answer: a</w:t>
+      </w:r>
+    </w:p>
+    <w:p>
+      <w:r>
+        <w:t xml:space="preserve">Solution: ✅ Correct Answer: (a) Regular uterine contractions with cervical change before 37 weeks</w:t>
+      </w:r>
+    </w:p>
+    <w:p>
+      <w:r>
+        <w:t xml:space="preserve">🧠 Clinical Rationale: Preterm labor is defined as regular uterine contractions WITH cervical effacement and/or dilatation occurring before 37 completed weeks. The diagnosis requires BOTH contractions AND cervical change — transient contractions alone (Braxton Hicks) are not labor.</w:t>
+      </w:r>
+    </w:p>
+    <w:p>
+      <w:r>
+        <w:t xml:space="preserve">🔍 Key Clues: "Before 37 weeks" + "preterm labor" → contractions + cervical change = the diagnostic pair.</w:t>
+      </w:r>
+    </w:p>
+    <w:p>
+      <w:r>
+        <w:t xml:space="preserve">❌ Why Not Other Options?</w:t>
+      </w:r>
+    </w:p>
+    <w:p>
+      <w:r>
+        <w:t xml:space="preserve">(b) — Braxton Hicks are irregular, painless practice contractions WITHOUT cervical change — not labor.</w:t>
+      </w:r>
+    </w:p>
+    <w:p>
+      <w:r>
+        <w:t xml:space="preserve">(c) — A single contraction does not establish labor; regular, progressive contractions are required.</w:t>
+      </w:r>
+    </w:p>
+    <w:p>
+      <w:r>
+        <w:t xml:space="preserve">(d) — Increased fetal movement is a reassuring fetal sign, not a labor indicator.</w:t>
+      </w:r>
+    </w:p>
+    <w:p>
+      <w:r>
+        <w:t xml:space="preserve">⚠️ Exam Trap: The trap is choosing Braxton Hicks. The distinguishing feature is CERVICAL CHANGE — irregular contractions without dilatation are not preterm labor.</w:t>
+      </w:r>
+    </w:p>
+    <w:p>
+      <w:r>
+        <w:t xml:space="preserve">💎 PNC Pearl: Preterm labor = contractions + cervical change &lt;37 weeks. Tocolytic (nifedipine), betamethasone (lung maturity), MgSO₄ (neuroprotection).</w:t>
+      </w:r>
+    </w:p>
+    <w:p>
+      <w:r>
+        <w:t xml:space="preserve">📌 Concept Extension: Fetal fibronectin and cervical length (transvaginal ultrasound) help predict preterm birth risk.</w:t>
+      </w:r>
+    </w:p>
+    <w:p>
+      <w:r>
+        <w:t xml:space="preserve">Positive Marks: 1</w:t>
+      </w:r>
+    </w:p>
+    <w:p>
+      <w:r>
+        <w:t xml:space="preserve">Negative Marks: 0.25</w:t>
+      </w:r>
+    </w:p>
+    <w:p>
+      <w:r>
+        <w:t xml:space="preserve"/>
+      </w:r>
+    </w:p>
+    <w:p>
+      <w:r>
+        <w:t xml:space="preserve">Question: A 4-year-old child with croup has stridor at rest. The nurse should:</w:t>
+      </w:r>
+    </w:p>
+    <w:p>
+      <w:r>
+        <w:t xml:space="preserve">(a) Administer oxygen, keep the child calm, and prepare for nebulized adrenaline</w:t>
+      </w:r>
+    </w:p>
+    <w:p>
+      <w:r>
+        <w:t xml:space="preserve">(b) Send the child home</w:t>
+      </w:r>
+    </w:p>
+    <w:p>
+      <w:r>
+        <w:t xml:space="preserve">(c) Give oral fluids rapidly</w:t>
+      </w:r>
+    </w:p>
+    <w:p>
+      <w:r>
+        <w:t xml:space="preserve">(d) Position the child supine</w:t>
+      </w:r>
+    </w:p>
+    <w:p>
+      <w:r>
+        <w:t xml:space="preserve">Answer: a</w:t>
+      </w:r>
+    </w:p>
+    <w:p>
+      <w:r>
+        <w:t xml:space="preserve">Solution: ✅ Correct Answer: (a) Administer oxygen, keep the child calm, and prepare for nebulized adrenaline</w:t>
+      </w:r>
+    </w:p>
+    <w:p>
+      <w:r>
+        <w:t xml:space="preserve">🧠 Clinical Rationale: Stridor AT REST indicates moderate–severe croup (laryngotracheobronchitis). Treatment includes oxygen, nebulized adrenaline (epinephrine) to shrink airway edema, and corticosteroids (dexamethasone) to reduce inflammation. Keeping the child calm prevents crying-induced worsening of obstruction.</w:t>
+      </w:r>
+    </w:p>
+    <w:p>
+      <w:r>
+        <w:t xml:space="preserve">🔍 Key Clues: "Stridor at rest" = airway narrowing at baseline → this is a severity red flag, not a home-care case.</w:t>
+      </w:r>
+    </w:p>
+    <w:p>
+      <w:r>
+        <w:t xml:space="preserve">❌ Why Not Other Options?</w:t>
+      </w:r>
+    </w:p>
+    <w:p>
+      <w:r>
+        <w:t xml:space="preserve">(b) — Sending home a child with resting stridor risks sudden airway obstruction; admission is required.</w:t>
+      </w:r>
+    </w:p>
+    <w:p>
+      <w:r>
+        <w:t xml:space="preserve">(c) — Rapid oral fluids risk aspiration and agitation in a child with respiratory distress.</w:t>
+      </w:r>
+    </w:p>
+    <w:p>
+      <w:r>
+        <w:t xml:space="preserve">(d) — Supine worsens airway obstruction; the child should sit upright (often on the parent's lap).</w:t>
+      </w:r>
+    </w:p>
+    <w:p>
+      <w:r>
+        <w:t xml:space="preserve">⚠️ Exam Trap: Mild croup = home care with cool mist; stridor AT REST = hospital + nebulized adrenaline. The phrase "at rest" is the deciding clue.</w:t>
+      </w:r>
+    </w:p>
+    <w:p>
+      <w:r>
+        <w:t xml:space="preserve">💎 PNC Pearl: Croup severity ladder: no stridor at rest (mild) → stridor at rest (moderate) → cyanosis/agitation (severe/ICU).</w:t>
+      </w:r>
+    </w:p>
+    <w:p>
+      <w:r>
+        <w:t xml:space="preserve">📌 Concept Extension: Watch for worsening (retractions, cyanosis, exhaustion) — impending respiratory failure needs ICU and possible intubation.</w:t>
+      </w:r>
+    </w:p>
+    <w:p>
+      <w:r>
+        <w:t xml:space="preserve">Positive Marks: 1</w:t>
+      </w:r>
+    </w:p>
+    <w:p>
+      <w:r>
+        <w:t xml:space="preserve">Negative Marks: 0.25</w:t>
+      </w:r>
+    </w:p>
+    <w:p>
+      <w:r>
+        <w:t xml:space="preserve"/>
+      </w:r>
+    </w:p>
+    <w:p>
+      <w:r>
+        <w:t xml:space="preserve">Question: A patient with major depressive disorder is prescribed an SSRI. The nurse should monitor the patient during the first weeks of treatment for:</w:t>
+      </w:r>
+    </w:p>
+    <w:p>
+      <w:r>
+        <w:t xml:space="preserve">(a) Worsening depression or suicidal ideation</w:t>
+      </w:r>
+    </w:p>
+    <w:p>
+      <w:r>
+        <w:t xml:space="preserve">(b) Immediate cure</w:t>
+      </w:r>
+    </w:p>
+    <w:p>
+      <w:r>
+        <w:t xml:space="preserve">(c) Weight loss only</w:t>
+      </w:r>
+    </w:p>
+    <w:p>
+      <w:r>
+        <w:t xml:space="preserve">(d) No side effects</w:t>
+      </w:r>
+    </w:p>
+    <w:p>
+      <w:r>
+        <w:t xml:space="preserve">Answer: a</w:t>
+      </w:r>
+    </w:p>
+    <w:p>
+      <w:r>
+        <w:t xml:space="preserve">Solution: ✅ Correct Answer: (a) Worsening depression or suicidal ideation</w:t>
+      </w:r>
+    </w:p>
+    <w:p>
+      <w:r>
+        <w:t xml:space="preserve">🧠 Clinical Rationale: SSRIs take 2–6 weeks for full effect, but in the first weeks they may transiently increase agitation, anxiety, and suicidal ideation — especially in adolescents and young adults. The nurse assesses mood and suicide risk at every contact, educates the family, and supports adherence through the lag period.</w:t>
+      </w:r>
+    </w:p>
+    <w:p>
+      <w:r>
+        <w:t xml:space="preserve">🔍 Key Clues: "First weeks of treatment" + "SSRI" → the black-box warning window: worsening depression/suicidality.</w:t>
+      </w:r>
+    </w:p>
+    <w:p>
+      <w:r>
+        <w:t xml:space="preserve">❌ Why Not Other Options?</w:t>
+      </w:r>
+    </w:p>
+    <w:p>
+      <w:r>
+        <w:t xml:space="preserve">(b) — SSRIs are not immediately curative; clinical response takes weeks — expecting an "immediate cure" is unrealistic.</w:t>
+      </w:r>
+    </w:p>
+    <w:p>
+      <w:r>
+        <w:t xml:space="preserve">(c) — SSRIs may cause weight GAIN (long-term), and the question asks about the dangerous early-monitoring item.</w:t>
+      </w:r>
+    </w:p>
+    <w:p>
+      <w:r>
+        <w:t xml:space="preserve">(d) — "No side effects" ignores the well-documented early risk profile.</w:t>
+      </w:r>
+    </w:p>
+    <w:p>
+      <w:r>
+        <w:t xml:space="preserve">⚠️ Exam Trap: Antidepressant initiation = watch for INCREASED suicidality in the first weeks. This FDA black-box warning is a favorite exam point.</w:t>
+      </w:r>
+    </w:p>
+    <w:p>
+      <w:r>
+        <w:t xml:space="preserve">💎 PNC Pearl: SSRI early side effects: nausea, insomnia/agitation, sexual dysfunction; benefits appear in 2–6 weeks.</w:t>
+      </w:r>
+    </w:p>
+    <w:p>
+      <w:r>
+        <w:t xml:space="preserve">📌 Concept Extension: Serotonin syndrome (fever, rigidity, agitation, myoclonus) is an emergency — especially with MAOIs or linezolid.</w:t>
+      </w:r>
+    </w:p>
+    <w:p>
+      <w:r>
+        <w:t xml:space="preserve">Positive Marks: 1</w:t>
+      </w:r>
+    </w:p>
+    <w:p>
+      <w:r>
+        <w:t xml:space="preserve">Negative Marks: 0.25</w:t>
+      </w:r>
+    </w:p>
+    <w:p>
+      <w:r>
+        <w:t xml:space="preserve"/>
+      </w:r>
+    </w:p>
+    <w:p>
+      <w:r>
+        <w:t xml:space="preserve">Question: The "Atal Mission for Rejuvenation and Urban Transformation" (AMRUT) focuses on:</w:t>
+      </w:r>
+    </w:p>
+    <w:p>
+      <w:r>
+        <w:t xml:space="preserve">(a) Urban infrastructure — water supply, sewerage, and urban transport</w:t>
+      </w:r>
+    </w:p>
+    <w:p>
+      <w:r>
+        <w:t xml:space="preserve">(b) Rural roads</w:t>
+      </w:r>
+    </w:p>
+    <w:p>
+      <w:r>
+        <w:t xml:space="preserve">(c) Space research</w:t>
+      </w:r>
+    </w:p>
+    <w:p>
+      <w:r>
+        <w:t xml:space="preserve">(d) Agriculture only</w:t>
+      </w:r>
+    </w:p>
+    <w:p>
+      <w:r>
+        <w:t xml:space="preserve">Answer: a</w:t>
+      </w:r>
+    </w:p>
+    <w:p>
+      <w:r>
+        <w:t xml:space="preserve">Solution: ✅ Correct Answer: (a) Urban infrastructure — water supply, sewerage, and urban transport</w:t>
+      </w:r>
+    </w:p>
+    <w:p>
+      <w:r>
+        <w:t xml:space="preserve">🧠 Clinical Rationale: AMRUT (launched 2015) improves basic urban infrastructure in selected cities: water supply, sewerage and septage management, storm drainage, urban transport, and green spaces — with a focus on poor and marginalized populations.</w:t>
+      </w:r>
+    </w:p>
+    <w:p>
+      <w:r>
+        <w:t xml:space="preserve">🔍 Key Clues: "Urban Transformation" in the name → the mission serves CITIES and their basic infrastructure.</w:t>
+      </w:r>
+    </w:p>
+    <w:p>
+      <w:r>
+        <w:t xml:space="preserve">❌ Why Not Other Options?</w:t>
+      </w:r>
+    </w:p>
+    <w:p>
+      <w:r>
+        <w:t xml:space="preserve">(b) — Rural roads fall under PMGSY (Pradhan Mantri Gram Sadak Yojana), a rural scheme.</w:t>
+      </w:r>
+    </w:p>
+    <w:p>
+      <w:r>
+        <w:t xml:space="preserve">(c) — Space research is ISRO's domain.</w:t>
+      </w:r>
+    </w:p>
+    <w:p>
+      <w:r>
+        <w:t xml:space="preserve">(d) — Agriculture is served by schemes like PM-KISAN and PMFBY.</w:t>
+      </w:r>
+    </w:p>
+    <w:p>
+      <w:r>
+        <w:t xml:space="preserve">⚠️ Exam Trap: "Urban" vs "rural" in scheme names: AMRUT = urban; PMGSY = rural roads; RURBAN Mission = rural-urban clusters.</w:t>
+      </w:r>
+    </w:p>
+    <w:p>
+      <w:r>
+        <w:t xml:space="preserve">💎 PNC Pearl: AMRUT = cities: water + sewerage + transport + green spaces. Smart Cities Mission is its sister program.</w:t>
+      </w:r>
+    </w:p>
+    <w:p>
+      <w:r>
+        <w:t xml:space="preserve">📌 Concept Extension: AMRUT 2.0 (2021) targets universal water supply coverage in all statutory towns.</w:t>
+      </w:r>
+    </w:p>
+    <w:p>
+      <w:r>
+        <w:t xml:space="preserve">Positive Marks: 1</w:t>
+      </w:r>
+    </w:p>
+    <w:p>
+      <w:r>
+        <w:t xml:space="preserve">Negative Marks: 0.25</w:t>
+      </w:r>
+    </w:p>
+    <w:p>
+      <w:r>
+        <w:t xml:space="preserve"/>
+      </w:r>
+    </w:p>
+    <w:p>
+      <w:r>
+        <w:t xml:space="preserve">Question: The nurse is to administer 500 mg of a medication. The vial contains 1 g in 4 mL. The volume to give is:</w:t>
+      </w:r>
+    </w:p>
+    <w:p>
+      <w:r>
+        <w:t xml:space="preserve">(a) 1 mL</w:t>
+      </w:r>
+    </w:p>
+    <w:p>
+      <w:r>
+        <w:t xml:space="preserve">(b) 2 mL</w:t>
+      </w:r>
+    </w:p>
+    <w:p>
+      <w:r>
+        <w:t xml:space="preserve">(c) 4 mL</w:t>
+      </w:r>
+    </w:p>
+    <w:p>
+      <w:r>
+        <w:t xml:space="preserve">(d) 8 mL</w:t>
+      </w:r>
+    </w:p>
+    <w:p>
+      <w:r>
+        <w:t xml:space="preserve">Answer: b</w:t>
+      </w:r>
+    </w:p>
+    <w:p>
+      <w:r>
+        <w:t xml:space="preserve">Solution: ✅ Correct Answer: (b) 2 mL</w:t>
+      </w:r>
+    </w:p>
+    <w:p>
+      <w:r>
+        <w:t xml:space="preserve">🧠 Clinical Rationale: Concentration = 1 g/4 mL = 1000 mg/4 mL = 250 mg/mL. Volume = Desired ÷ Concentration = 500 mg ÷ 250 mg/mL = 2 mL. Check: 2 mL × 250 mg/mL = 500 mg ✓.</w:t>
+      </w:r>
+    </w:p>
+    <w:p>
+      <w:r>
+        <w:t xml:space="preserve">🔍 Key Clues: "1 g in 4 mL" → convert grams to mg first (1 g = 1000 mg), then divide.</w:t>
+      </w:r>
+    </w:p>
+    <w:p>
+      <w:r>
+        <w:t xml:space="preserve">❌ Why Not Other Options?</w:t>
+      </w:r>
+    </w:p>
+    <w:p>
+      <w:r>
+        <w:t xml:space="preserve">(a) — 1 mL delivers 250 mg — only half the ordered dose.</w:t>
+      </w:r>
+    </w:p>
+    <w:p>
+      <w:r>
+        <w:t xml:space="preserve">(c) — 4 mL delivers the entire 1 g — double the dose.</w:t>
+      </w:r>
+    </w:p>
+    <w:p>
+      <w:r>
+        <w:t xml:space="preserve">(d) — 8 mL delivers 2 g — a serious overdose.</w:t>
+      </w:r>
+    </w:p>
+    <w:p>
+      <w:r>
+        <w:t xml:space="preserve">⚠️ Exam Trap: Unit conversion is the trap: 1 g = 1000 mg. Missing the conversion (treating 1 g as 100 mg) gives wrong volumes.</w:t>
+      </w:r>
+    </w:p>
+    <w:p>
+      <w:r>
+        <w:t xml:space="preserve">💎 PNC Pearl: Convert to the same unit first: 500 mg ÷ 250 mg/mL = 2 mL. Always verify units cancel.</w:t>
+      </w:r>
+    </w:p>
+    <w:p>
+      <w:r>
+        <w:t xml:space="preserve">📌 Concept Extension: High-alert meds (e.g., heparin, insulin) always require double-checking calculations with a second nurse.</w:t>
+      </w:r>
+    </w:p>
+    <w:p>
+      <w:r>
+        <w:t xml:space="preserve">Positive Marks: 1</w:t>
+      </w:r>
+    </w:p>
+    <w:p>
+      <w:r>
+        <w:t xml:space="preserve">Negative Marks: 0.25</w:t>
+      </w:r>
+    </w:p>
+    <w:p>
+      <w:r>
+        <w:t xml:space="preserve"/>
+      </w:r>
+    </w:p>
+    <w:p>
+      <w:r>
+        <w:t xml:space="preserve">Question: The normal adult temperature (oral) is approximately:</w:t>
+      </w:r>
+    </w:p>
+    <w:p>
+      <w:r>
+        <w:t xml:space="preserve">(a) 36.5–37.5°C (97.6–99.6°F)</w:t>
+      </w:r>
+    </w:p>
+    <w:p>
+      <w:r>
+        <w:t xml:space="preserve">(b) 39–40°C</w:t>
+      </w:r>
+    </w:p>
+    <w:p>
+      <w:r>
+        <w:t xml:space="preserve">(c) 34–35°C</w:t>
+      </w:r>
+    </w:p>
+    <w:p>
+      <w:r>
+        <w:t xml:space="preserve">(d) 41–42°C</w:t>
+      </w:r>
+    </w:p>
+    <w:p>
+      <w:r>
+        <w:t xml:space="preserve">Answer: a</w:t>
+      </w:r>
+    </w:p>
+    <w:p>
+      <w:r>
+        <w:t xml:space="preserve">Solution: ✅ Correct Answer: (a) 36.5–37.5°C (97.6–99.6°F)</w:t>
+      </w:r>
+    </w:p>
+    <w:p>
+      <w:r>
+        <w:t xml:space="preserve">🧠 Clinical Rationale: Normal oral temperature is 36.5–37.5°C (97.6–99.6°F). Fever is defined as ≥38°C (100.4°F). Site differences matter: rectal is ~0.5°C higher than oral, axillary ~0.5°C lower; the nurse always documents the route used.</w:t>
+      </w:r>
+    </w:p>
+    <w:p>
+      <w:r>
+        <w:t xml:space="preserve">🔍 Key Clues: "Normal adult temperature (oral)" → anchor 36.5–37.5°C / 97.6–99.6°F.</w:t>
+      </w:r>
+    </w:p>
+    <w:p>
+      <w:r>
+        <w:t xml:space="preserve">❌ Why Not Other Options?</w:t>
+      </w:r>
+    </w:p>
+    <w:p>
+      <w:r>
+        <w:t xml:space="preserve">(b) — 39–40°C is high fever (pyrexia), not normal.</w:t>
+      </w:r>
+    </w:p>
+    <w:p>
+      <w:r>
+        <w:t xml:space="preserve">(c) — 34–35°C is hypothermia.</w:t>
+      </w:r>
+    </w:p>
+    <w:p>
+      <w:r>
+        <w:t xml:space="preserve">(d) — 41–42°C is hyperpyrexia — dangerous and not normal.</w:t>
+      </w:r>
+    </w:p>
+    <w:p>
+      <w:r>
+        <w:t xml:space="preserve">⚠️ Exam Trap: Know the route hierarchy: rectal &gt; oral &gt; axillary (about 0.5°C steps). A temperature is only interpretable when the site is stated.</w:t>
+      </w:r>
+    </w:p>
+    <w:p>
+      <w:r>
+        <w:t xml:space="preserve">💎 PNC Pearl: Normal oral 37°C (98.6°F); fever ≥38°C (100.4°F); hyperpyrexia &gt;41.5°C.</w:t>
+      </w:r>
+    </w:p>
+    <w:p>
+      <w:r>
+        <w:t xml:space="preserve">📌 Concept Extension: Febrile seizures peak in toddlers 6 months–5 years; tepid sponging and antipyretics are supportive only.</w:t>
+      </w:r>
+    </w:p>
+    <w:p>
+      <w:r>
+        <w:t xml:space="preserve">Positive Marks: 1</w:t>
+      </w:r>
+    </w:p>
+    <w:p>
+      <w:r>
+        <w:t xml:space="preserve">Negative Marks: 0.25</w:t>
+      </w:r>
+    </w:p>
+    <w:p>
+      <w:r>
+        <w:t xml:space="preserve"/>
+      </w:r>
+    </w:p>
+    <w:p>
+      <w:r>
+        <w:t xml:space="preserve">Question: A patient with a spinal cord injury at the thoracic level develops autonomic dysreflexia triggered by a distended bladder. The priority intervention is:</w:t>
+      </w:r>
+    </w:p>
+    <w:p>
+      <w:r>
+        <w:t xml:space="preserve">(a) Sit the patient up, loosen constrictive clothing, and relieve the bladder distension</w:t>
+      </w:r>
+    </w:p>
+    <w:p>
+      <w:r>
+        <w:t xml:space="preserve">(b) Lower the head</w:t>
+      </w:r>
+    </w:p>
+    <w:p>
+      <w:r>
+        <w:t xml:space="preserve">(c) Give oral fluids</w:t>
+      </w:r>
+    </w:p>
+    <w:p>
+      <w:r>
+        <w:t xml:space="preserve">(d) Apply cold packs</w:t>
+      </w:r>
+    </w:p>
+    <w:p>
+      <w:r>
+        <w:t xml:space="preserve">Answer: a</w:t>
+      </w:r>
+    </w:p>
+    <w:p>
+      <w:r>
+        <w:t xml:space="preserve">Solution: ✅ Correct Answer: (a) Sit the patient up, loosen constrictive clothing, and relieve the bladder distension</w:t>
+      </w:r>
+    </w:p>
+    <w:p>
+      <w:r>
+        <w:t xml:space="preserve">🧠 Clinical Rationale: Autonomic dysreflexia is a life-threatening hypertensive emergency in injuries above T6. The priority actions: SIT the patient upright immediately (orthostatic BP reduction), loosen tight clothing, then find and remove the trigger — here, relieve the distended bladder (catheterize/check the catheter). Monitor BP and notify the physician.</w:t>
+      </w:r>
+    </w:p>
+    <w:p>
+      <w:r>
+        <w:t xml:space="preserve">🔍 Key Clues: "Spinal cord injury" + "distended bladder" + "autonomic dysreflexia" → sit up + relieve the trigger = the emergency bundle.</w:t>
+      </w:r>
+    </w:p>
+    <w:p>
+      <w:r>
+        <w:t xml:space="preserve">❌ Why Not Other Options?</w:t>
+      </w:r>
+    </w:p>
+    <w:p>
+      <w:r>
+        <w:t xml:space="preserve">(b) — Lowering the head INCREASES intracranial and arterial pressure — the exact opposite of the correct response.</w:t>
+      </w:r>
+    </w:p>
+    <w:p>
+      <w:r>
+        <w:t xml:space="preserve">(c) — Oral fluids do not address the hypertensive crisis or the bladder trigger.</w:t>
+      </w:r>
+    </w:p>
+    <w:p>
+      <w:r>
+        <w:t xml:space="preserve">(d) — Cold packs are irrelevant; the priority is position and trigger removal.</w:t>
+      </w:r>
+    </w:p>
+    <w:p>
+      <w:r>
+        <w:t xml:space="preserve">⚠️ Exam Trap: Autonomic dysreflexia = HTN + pounding headache + sweating above the lesion. Sitting the patient UP is the first nursing move — the opposite of what you'd do for hypotension.</w:t>
+      </w:r>
+    </w:p>
+    <w:p>
+      <w:r>
+        <w:t xml:space="preserve">💎 PNC Pearl: "Sit up, loosen, look for the trigger" — bladder distension is the #1 cause; fecal impaction is #2.</w:t>
+      </w:r>
+    </w:p>
+    <w:p>
+      <w:r>
+        <w:t xml:space="preserve">🎯 Clinical Decision Rule: Raise HOB → loosen clothing → drain bladder → check BP → notify physician.</w:t>
+      </w:r>
+    </w:p>
+    <w:p>
+      <w:r>
+        <w:t xml:space="preserve">Positive Marks: 1</w:t>
+      </w:r>
+    </w:p>
+    <w:p>
+      <w:r>
+        <w:t xml:space="preserve">Negative Marks: 0.25</w:t>
+      </w:r>
+    </w:p>
+    <w:p>
+      <w:r>
+        <w:t xml:space="preserve">Question: The normal aPTT (activated partial thromboplastin time) is approximately:</w:t>
+      </w:r>
+    </w:p>
+    <w:p>
+      <w:r>
+        <w:t xml:space="preserve">(a) 30–40 seconds</w:t>
+      </w:r>
+    </w:p>
+    <w:p>
+      <w:r>
+        <w:t xml:space="preserve">(b) 5–10 seconds</w:t>
+      </w:r>
+    </w:p>
+    <w:p>
+      <w:r>
+        <w:t xml:space="preserve">(c) 90–120 seconds</w:t>
+      </w:r>
+    </w:p>
+    <w:p>
+      <w:r>
+        <w:t xml:space="preserve">(d) 200–300 seconds</w:t>
+      </w:r>
+    </w:p>
+    <w:p>
+      <w:r>
+        <w:t xml:space="preserve">Answer: a</w:t>
+      </w:r>
+    </w:p>
+    <w:p>
+      <w:r>
+        <w:t xml:space="preserve">Solution: ✅ Correct Answer: (a) 30–40 seconds</w:t>
+      </w:r>
+    </w:p>
+    <w:p>
+      <w:r>
+        <w:t xml:space="preserve">🧠 Clinical Rationale: aPTT measures the INTRINSIC coagulation pathway and is used to monitor HEPARIN therapy. The normal range is 30–40 seconds; the therapeutic heparin target is 1.5–2.5 times the control (typically 60–80 seconds).</w:t>
+      </w:r>
+    </w:p>
+    <w:p>
+      <w:r>
+        <w:t xml:space="preserve">🔍 Key Clues: "aPTT" + "normal" → the intrinsic pathway/heparin test → 30–40 seconds.</w:t>
+      </w:r>
+    </w:p>
+    <w:p>
+      <w:r>
+        <w:t xml:space="preserve">❌ Why Not Other Options?</w:t>
+      </w:r>
+    </w:p>
+    <w:p>
+      <w:r>
+        <w:t xml:space="preserve">(b) — 5–10 seconds is far too short for any clotting time.</w:t>
+      </w:r>
+    </w:p>
+    <w:p>
+      <w:r>
+        <w:t xml:space="preserve">(c) — 90–120 seconds is well above normal — it approaches the therapeutic heparin range.</w:t>
+      </w:r>
+    </w:p>
+    <w:p>
+      <w:r>
+        <w:t xml:space="preserve">(d) — 200–300 seconds indicates gross anticoagulation/hemorrhage risk.</w:t>
+      </w:r>
+    </w:p>
+    <w:p>
+      <w:r>
+        <w:t xml:space="preserve">⚠️ Exam Trap: PT/INR (warfarin) vs aPTT (heparin) — the two tests and their ranges are consistently interchanged in exams.</w:t>
+      </w:r>
+    </w:p>
+    <w:p>
+      <w:r>
+        <w:t xml:space="preserve">💎 PNC Pearl: "aPTT = Activated → Heparin; PT = Prothrombin → Warfarin (Vitamin K pathway)."</w:t>
+      </w:r>
+    </w:p>
+    <w:p>
+      <w:r>
+        <w:t xml:space="preserve">📌 Concept Extension: Heparin antidote = protamine sulfate; monitor platelets for HIT (heparin-induced thrombocytopenia).</w:t>
+      </w:r>
+    </w:p>
+    <w:p>
+      <w:r>
+        <w:t xml:space="preserve">Positive Marks: 1</w:t>
+      </w:r>
+    </w:p>
+    <w:p>
+      <w:r>
+        <w:t xml:space="preserve">Negative Marks: 0.25</w:t>
+      </w:r>
+    </w:p>
+    <w:p>
+      <w:r>
+        <w:t xml:space="preserve"/>
+      </w:r>
+    </w:p>
+    <w:p>
+      <w:r>
+        <w:t xml:space="preserve">Question: The nurse is caring for a patient with a percutaneous endoscopic gastrostomy (PEG) tube. The nurse should:</w:t>
+      </w:r>
+    </w:p>
+    <w:p>
+      <w:r>
+        <w:t xml:space="preserve">(a) Verify placement and elevate the head of the bed during and after feeding</w:t>
+      </w:r>
+    </w:p>
+    <w:p>
+      <w:r>
+        <w:t xml:space="preserve">(b) Feed with the patient flat</w:t>
+      </w:r>
+    </w:p>
+    <w:p>
+      <w:r>
+        <w:t xml:space="preserve">(c) Check placement only at insertion</w:t>
+      </w:r>
+    </w:p>
+    <w:p>
+      <w:r>
+        <w:t xml:space="preserve">(d) Give large boluses rapidly</w:t>
+      </w:r>
+    </w:p>
+    <w:p>
+      <w:r>
+        <w:t xml:space="preserve">Answer: a</w:t>
+      </w:r>
+    </w:p>
+    <w:p>
+      <w:r>
+        <w:t xml:space="preserve">Solution: ✅ Correct Answer: (a) Verify placement and elevate the head of the bed during and after feeding</w:t>
+      </w:r>
+    </w:p>
+    <w:p>
+      <w:r>
+        <w:t xml:space="preserve">🧠 Clinical Rationale: Tube feeding carries a high aspiration risk. The nurse confirms tube placement (length mark, residual, pH) before each feed and elevates the head of bed 30–45° during feeding and for 30–60 minutes afterward. The tube site is cleaned daily and observed for infection.</w:t>
+      </w:r>
+    </w:p>
+    <w:p>
+      <w:r>
+        <w:t xml:space="preserve">🔍 Key Clues: "PEG tube" + feeding → aspiration prevention = placement verification + head elevation.</w:t>
+      </w:r>
+    </w:p>
+    <w:p>
+      <w:r>
+        <w:t xml:space="preserve">❌ Why Not Other Options?</w:t>
+      </w:r>
+    </w:p>
+    <w:p>
+      <w:r>
+        <w:t xml:space="preserve">(b) — Feeding flat allows gastric contents to reflux into the airway — the leading cause of aspiration pneumonia.</w:t>
+      </w:r>
+    </w:p>
+    <w:p>
+      <w:r>
+        <w:t xml:space="preserve">(c) — Placement must be re-verified before EVERY feed, not only at insertion.</w:t>
+      </w:r>
+    </w:p>
+    <w:p>
+      <w:r>
+        <w:t xml:space="preserve">(d) — Rapid large boluses distend the stomach, increase reflux/aspiration, and cause dumping symptoms.</w:t>
+      </w:r>
+    </w:p>
+    <w:p>
+      <w:r>
+        <w:t xml:space="preserve">⚠️ Exam Trap: HOB elevation (30–45°) during and after feeding is a recurring priority item. Residuals &gt;200–250 mL suggest delayed emptying — hold and recheck.</w:t>
+      </w:r>
+    </w:p>
+    <w:p>
+      <w:r>
+        <w:t xml:space="preserve">💎 PNC Pearl: "Elevate, verify, go slow" — check placement, raise the bed, and give feedings at the prescribed rate.</w:t>
+      </w:r>
+    </w:p>
+    <w:p>
+      <w:r>
+        <w:t xml:space="preserve">📌 Concept Extension: PEG site care: clean with saline, keep dry; report redness, drainage, or leakage.</w:t>
+      </w:r>
+    </w:p>
+    <w:p>
+      <w:r>
+        <w:t xml:space="preserve">Positive Marks: 1</w:t>
+      </w:r>
+    </w:p>
+    <w:p>
+      <w:r>
+        <w:t xml:space="preserve">Negative Marks: 0.25</w:t>
+      </w:r>
+    </w:p>
+    <w:p>
+      <w:r>
+        <w:t xml:space="preserve"/>
+      </w:r>
+    </w:p>
+    <w:p>
+      <w:r>
+        <w:t xml:space="preserve">Question: A patient with hyperthyroidism develops fever, tachycardia, and confusion. The nurse should suspect:</w:t>
+      </w:r>
+    </w:p>
+    <w:p>
+      <w:r>
+        <w:t xml:space="preserve">(a) Thyroid storm</w:t>
+      </w:r>
+    </w:p>
+    <w:p>
+      <w:r>
+        <w:t xml:space="preserve">(b) Hypoglycemia</w:t>
+      </w:r>
+    </w:p>
+    <w:p>
+      <w:r>
+        <w:t xml:space="preserve">(c) Normal recovery</w:t>
+      </w:r>
+    </w:p>
+    <w:p>
+      <w:r>
+        <w:t xml:space="preserve">(d) Myxedema coma</w:t>
+      </w:r>
+    </w:p>
+    <w:p>
+      <w:r>
+        <w:t xml:space="preserve">Answer: a</w:t>
+      </w:r>
+    </w:p>
+    <w:p>
+      <w:r>
+        <w:t xml:space="preserve">Solution: ✅ Correct Answer: (a) Thyroid storm</w:t>
+      </w:r>
+    </w:p>
+    <w:p>
+      <w:r>
+        <w:t xml:space="preserve">🧠 Clinical Rationale: Thyroid storm (thyrotoxic crisis) is a life-threatening decompensation of hyperthyroidism: high fever, severe tachycardia, agitation/confusion, vomiting, and possible heart failure — often triggered by infection, surgery, or stopping antithyroid drugs. Treatment: antithyroid drugs, beta-blockers, cooling, and supportive care.</w:t>
+      </w:r>
+    </w:p>
+    <w:p>
+      <w:r>
+        <w:t xml:space="preserve">🔍 Key Clues: "Hyperthyroidism" + "fever + tachycardia + confusion" → the classic thyroid storm triad.</w:t>
+      </w:r>
+    </w:p>
+    <w:p>
+      <w:r>
+        <w:t xml:space="preserve">❌ Why Not Other Options?</w:t>
+      </w:r>
+    </w:p>
+    <w:p>
+      <w:r>
+        <w:t xml:space="preserve">(b) — Hypoglycemia causes sweating, tremors, confusion — but not high fever in this setting.</w:t>
+      </w:r>
+    </w:p>
+    <w:p>
+      <w:r>
+        <w:t xml:space="preserve">(c) — Fever and confusion are never "normal recovery" in a hyperthyroid patient.</w:t>
+      </w:r>
+    </w:p>
+    <w:p>
+      <w:r>
+        <w:t xml:space="preserve">(d) — Myxedema coma is the life-threatening extreme of HYPOTHYROIDISM (hypothermia, bradycardia) — the opposite state.</w:t>
+      </w:r>
+    </w:p>
+    <w:p>
+      <w:r>
+        <w:t xml:space="preserve">⚠️ Exam Trap: Storm = hot/fast/confused (hyper); Myxedema coma = cold/slow/obtunded (hypo). The temperature and heart rate direction decide the answer.</w:t>
+      </w:r>
+    </w:p>
+    <w:p>
+      <w:r>
+        <w:t xml:space="preserve">💎 PNC Pearl: Thyroid storm: fever + tachycardia + delirium in a hyperthyroid patient = emergency; propylthiouracil + propranolol + cooling.</w:t>
+      </w:r>
+    </w:p>
+    <w:p>
+      <w:r>
+        <w:t xml:space="preserve">📌 Concept Extension: Thyroid storm mortality is high without treatment; check for triggering factors (infection, DKA, surgery).</w:t>
+      </w:r>
+    </w:p>
+    <w:p>
+      <w:r>
+        <w:t xml:space="preserve">Positive Marks: 1</w:t>
+      </w:r>
+    </w:p>
+    <w:p>
+      <w:r>
+        <w:t xml:space="preserve">Negative Marks: 0.25</w:t>
+      </w:r>
+    </w:p>
+    <w:p>
+      <w:r>
+        <w:t xml:space="preserve"/>
+      </w:r>
+    </w:p>
+    <w:p>
+      <w:r>
+        <w:t xml:space="preserve">Question: A patient at 40 weeks of gestation is having contractions every 3 minutes. Vaginal examination shows 6 cm dilatation. The patient is in the:</w:t>
+      </w:r>
+    </w:p>
+    <w:p>
+      <w:r>
+        <w:t xml:space="preserve">(a) Active phase of the first stage of labor</w:t>
+      </w:r>
+    </w:p>
+    <w:p>
+      <w:r>
+        <w:t xml:space="preserve">(b) Latent phase</w:t>
+      </w:r>
+    </w:p>
+    <w:p>
+      <w:r>
+        <w:t xml:space="preserve">(c) Second stage</w:t>
+      </w:r>
+    </w:p>
+    <w:p>
+      <w:r>
+        <w:t xml:space="preserve">(d) Third stage</w:t>
+      </w:r>
+    </w:p>
+    <w:p>
+      <w:r>
+        <w:t xml:space="preserve">Answer: a</w:t>
+      </w:r>
+    </w:p>
+    <w:p>
+      <w:r>
+        <w:t xml:space="preserve">Solution: ✅ Correct Answer: (a) Active phase of the first stage of labor</w:t>
+      </w:r>
+    </w:p>
+    <w:p>
+      <w:r>
+        <w:t xml:space="preserve">🧠 Clinical Rationale: The first stage of labor spans 0–10 cm dilatation and has two phases: latent (0–3 cm, slow, irregular contractions) and ACTIVE (4–10 cm, strong contractions every 2–3 minutes with rapid cervical change). At 6 cm with q3-min contractions, the patient is clearly in the active phase.</w:t>
+      </w:r>
+    </w:p>
+    <w:p>
+      <w:r>
+        <w:t xml:space="preserve">🔍 Key Clues: "6 cm dilatation" → the 4–10 cm zone = active phase of the FIRST stage.</w:t>
+      </w:r>
+    </w:p>
+    <w:p>
+      <w:r>
+        <w:t xml:space="preserve">❌ Why Not Other Options?</w:t>
+      </w:r>
+    </w:p>
+    <w:p>
+      <w:r>
+        <w:t xml:space="preserve">(b) — Latent phase is 0–3 cm with mild, irregular contractions.</w:t>
+      </w:r>
+    </w:p>
+    <w:p>
+      <w:r>
+        <w:t xml:space="preserve">(c) — The second stage begins at FULL dilatation (10 cm) with the urge to push — not at 6 cm.</w:t>
+      </w:r>
+    </w:p>
+    <w:p>
+      <w:r>
+        <w:t xml:space="preserve">(d) — The third stage is delivery of the placenta, after the baby is born.</w:t>
+      </w:r>
+    </w:p>
+    <w:p>
+      <w:r>
+        <w:t xml:space="preserve">⚠️ Exam Trap: Phase thresholds are the trap: latent 0–3 cm, active 4–10 cm, second stage = 10 cm + pushing. 6 cm is unambiguous — active phase.</w:t>
+      </w:r>
+    </w:p>
+    <w:p>
+      <w:r>
+        <w:t xml:space="preserve">💎 PNC Pearl: Active phase = 4–10 cm; assess FHR every 15 min (low risk) in active first stage.</w:t>
+      </w:r>
+    </w:p>
+    <w:p>
+      <w:r>
+        <w:t xml:space="preserve">📌 Concept Extension: Failure to progress (cervix &lt;1 cm/hr in active phase) may prompt oxytocin augmentation — with careful FHR monitoring.</w:t>
+      </w:r>
+    </w:p>
+    <w:p>
+      <w:r>
+        <w:t xml:space="preserve">Positive Marks: 1</w:t>
+      </w:r>
+    </w:p>
+    <w:p>
+      <w:r>
+        <w:t xml:space="preserve">Negative Marks: 0.25</w:t>
+      </w:r>
+    </w:p>
+    <w:p>
+      <w:r>
+        <w:t xml:space="preserve"/>
+      </w:r>
+    </w:p>
+    <w:p>
+      <w:r>
+        <w:t xml:space="preserve">Question: A 2-month-old infant is brought with fever, poor feeding, and lethargy. The nurse should:</w:t>
+      </w:r>
+    </w:p>
+    <w:p>
+      <w:r>
+        <w:t xml:space="preserve">(a) Evaluate for serious bacterial infection (sepsis workup)</w:t>
+      </w:r>
+    </w:p>
+    <w:p>
+      <w:r>
+        <w:t xml:space="preserve">(b) Give paracetamol and send home</w:t>
+      </w:r>
+    </w:p>
+    <w:p>
+      <w:r>
+        <w:t xml:space="preserve">(c) Wait and observe</w:t>
+      </w:r>
+    </w:p>
+    <w:p>
+      <w:r>
+        <w:t xml:space="preserve">(d) Give oral antibiotics without workup</w:t>
+      </w:r>
+    </w:p>
+    <w:p>
+      <w:r>
+        <w:t xml:space="preserve">Answer: a</w:t>
+      </w:r>
+    </w:p>
+    <w:p>
+      <w:r>
+        <w:t xml:space="preserve">Solution: ✅ Correct Answer: (a) Evaluate for serious bacterial infection (sepsis workup)</w:t>
+      </w:r>
+    </w:p>
+    <w:p>
+      <w:r>
+        <w:t xml:space="preserve">🧠 Clinical Rationale: Fever + poor feeding + lethargy in an infant under 3 months is a red flag for serious bacterial infection (sepsis, meningitis, UTI, pneumonia). The standard of care is a full septic workup (CBC, blood/urine cultures, lumbar puncture), IV antibiotics, and hospital admission — young infants decompensate rapidly.</w:t>
+      </w:r>
+    </w:p>
+    <w:p>
+      <w:r>
+        <w:t xml:space="preserve">🔍 Key Clues: "&lt;3 months" + "fever + poor feeding + lethargy" → the age group where febrile illness is presumed serious until proven otherwise.</w:t>
+      </w:r>
+    </w:p>
+    <w:p>
+      <w:r>
+        <w:t xml:space="preserve">❌ Why Not Other Options?</w:t>
+      </w:r>
+    </w:p>
+    <w:p>
+      <w:r>
+        <w:t xml:space="preserve">(b) — Paracetamol and discharge delay treatment of a potentially fatal bacterial infection.</w:t>
+      </w:r>
+    </w:p>
+    <w:p>
+      <w:r>
+        <w:t xml:space="preserve">(c) — Observation at home risks sudden deterioration in a small infant.</w:t>
+      </w:r>
+    </w:p>
+    <w:p>
+      <w:r>
+        <w:t xml:space="preserve">(d) — Oral antibiotics without a workup and without identifying the organism is unsafe and inappropriate.</w:t>
+      </w:r>
+    </w:p>
+    <w:p>
+      <w:r>
+        <w:t xml:space="preserve">⚠️ Exam Trap: In infants &lt;3 months, fever is treated as sepsis until ruled out. The "send home with antipyretics" option is the classic wrong answer.</w:t>
+      </w:r>
+    </w:p>
+    <w:p>
+      <w:r>
+        <w:t xml:space="preserve">💎 PNC Pearl: Neonates/infants &lt;3 mo: fever + lethargy/poor feeding → sepsis evaluation + IV antibiotics + admission.</w:t>
+      </w:r>
+    </w:p>
+    <w:p>
+      <w:r>
+        <w:t xml:space="preserve">📌 Concept Extension: In children 3–36 months, toxic appearance (lethargy, poor perfusion) similarly mandates a full workup.</w:t>
+      </w:r>
+    </w:p>
+    <w:p>
+      <w:r>
+        <w:t xml:space="preserve">Positive Marks: 1</w:t>
+      </w:r>
+    </w:p>
+    <w:p>
+      <w:r>
+        <w:t xml:space="preserve">Negative Marks: 0.25</w:t>
+      </w:r>
+    </w:p>
+    <w:p>
+      <w:r>
+        <w:t xml:space="preserve"/>
+      </w:r>
+    </w:p>
+    <w:p>
+      <w:r>
+        <w:t xml:space="preserve">Question: A patient with post-traumatic stress disorder is avoiding reminders of the trauma. The nurse should:</w:t>
+      </w:r>
+    </w:p>
+    <w:p>
+      <w:r>
+        <w:t xml:space="preserve">(a) Support gradual, safe engagement with triggers as therapy progresses</w:t>
+      </w:r>
+    </w:p>
+    <w:p>
+      <w:r>
+        <w:t xml:space="preserve">(b) Force exposure to all triggers</w:t>
+      </w:r>
+    </w:p>
+    <w:p>
+      <w:r>
+        <w:t xml:space="preserve">(c) Encourage complete avoidance</w:t>
+      </w:r>
+    </w:p>
+    <w:p>
+      <w:r>
+        <w:t xml:space="preserve">(d) Dismiss the symptoms</w:t>
+      </w:r>
+    </w:p>
+    <w:p>
+      <w:r>
+        <w:t xml:space="preserve">Answer: a</w:t>
+      </w:r>
+    </w:p>
+    <w:p>
+      <w:r>
+        <w:t xml:space="preserve">Solution: ✅ Correct Answer: (a) Support gradual, safe engagement with triggers as therapy progresses</w:t>
+      </w:r>
+    </w:p>
+    <w:p>
+      <w:r>
+        <w:t xml:space="preserve">🧠 Clinical Rationale: Avoidance is a core maintaining factor in PTSD — the more the patient avoids, the stronger the fear becomes. Trauma-focused therapy (CBT, EMDR, prolonged exposure) gradually and SAFELY re-engages the patient with triggers, in a structured, titrated way the patient can tolerate.</w:t>
+      </w:r>
+    </w:p>
+    <w:p>
+      <w:r>
+        <w:t xml:space="preserve">🔍 Key Clues: "PTSD" + "avoiding reminders" → the treatment direction is graded re-engagement, never force or avoidance.</w:t>
+      </w:r>
+    </w:p>
+    <w:p>
+      <w:r>
+        <w:t xml:space="preserve">❌ Why Not Other Options?</w:t>
+      </w:r>
+    </w:p>
+    <w:p>
+      <w:r>
+        <w:t xml:space="preserve">(b) — Forcing exposure overwhelms the patient, increases distress, and can worsen the disorder.</w:t>
+      </w:r>
+    </w:p>
+    <w:p>
+      <w:r>
+        <w:t xml:space="preserve">(c) — Encouraging complete avoidance perpetuates the fear cycle and disability.</w:t>
+      </w:r>
+    </w:p>
+    <w:p>
+      <w:r>
+        <w:t xml:space="preserve">(d) — Dismissing symptoms invalidates the patient and blocks treatment.</w:t>
+      </w:r>
+    </w:p>
+    <w:p>
+      <w:r>
+        <w:t xml:space="preserve">⚠️ Exam Trap: The nursing answer for avoidance is always "gradual, safe, patient-paced exposure within therapy" — never forced confrontation.</w:t>
+      </w:r>
+    </w:p>
+    <w:p>
+      <w:r>
+        <w:t xml:space="preserve">💎 PNC Pearl: PTSD treatment: trauma-focused CBT/EMDR; safety, trust, and pacing come before any exposure work.</w:t>
+      </w:r>
+    </w:p>
+    <w:p>
+      <w:r>
+        <w:t xml:space="preserve">📌 Concept Extension: Watch for hyperarousal, flashbacks, and dissociation; grounding techniques help during acute distress.</w:t>
+      </w:r>
+    </w:p>
+    <w:p>
+      <w:r>
+        <w:t xml:space="preserve">Positive Marks: 1</w:t>
+      </w:r>
+    </w:p>
+    <w:p>
+      <w:r>
+        <w:t xml:space="preserve">Negative Marks: 0.25</w:t>
+      </w:r>
+    </w:p>
+    <w:p>
+      <w:r>
+        <w:t xml:space="preserve"/>
+      </w:r>
+    </w:p>
+    <w:p>
+      <w:r>
+        <w:t xml:space="preserve">Question: The "Skill India Mission" primarily aims to:</w:t>
+      </w:r>
+    </w:p>
+    <w:p>
+      <w:r>
+        <w:t xml:space="preserve">(a) Train and skill the Indian workforce for employment</w:t>
+      </w:r>
+    </w:p>
+    <w:p>
+      <w:r>
+        <w:t xml:space="preserve">(b) Build schools only</w:t>
+      </w:r>
+    </w:p>
+    <w:p>
+      <w:r>
+        <w:t xml:space="preserve">(c) Provide free food</w:t>
+      </w:r>
+    </w:p>
+    <w:p>
+      <w:r>
+        <w:t xml:space="preserve">(d) Construct roads</w:t>
+      </w:r>
+    </w:p>
+    <w:p>
+      <w:r>
+        <w:t xml:space="preserve">Answer: a</w:t>
+      </w:r>
+    </w:p>
+    <w:p>
+      <w:r>
+        <w:t xml:space="preserve">Solution: ✅ Correct Answer: (a) Train and skill the Indian workforce for employment</w:t>
+      </w:r>
+    </w:p>
+    <w:p>
+      <w:r>
+        <w:t xml:space="preserve">🧠 Clinical Rationale: Skill India (launched July 2015) aims to skill and reskill India's youth for employability and entrepreneurship — through programs like PMKVY (Pradhan Mantri Kaushal Vikas Yojana), sector skill councils, and apprenticeship schemes.</w:t>
+      </w:r>
+    </w:p>
+    <w:p>
+      <w:r>
+        <w:t xml:space="preserve">🔍 Key Clues: "Skill India" — the name says it: developing skills for jobs.</w:t>
+      </w:r>
+    </w:p>
+    <w:p>
+      <w:r>
+        <w:t xml:space="preserve">❌ Why Not Other Options?</w:t>
+      </w:r>
+    </w:p>
+    <w:p>
+      <w:r>
+        <w:t xml:space="preserve">(b) — School infrastructure is under Samagra Shiksha/RTE programs.</w:t>
+      </w:r>
+    </w:p>
+    <w:p>
+      <w:r>
+        <w:t xml:space="preserve">(c) — Free food distribution is the NFSA/PDS mandate.</w:t>
+      </w:r>
+    </w:p>
+    <w:p>
+      <w:r>
+        <w:t xml:space="preserve">(d) — Road construction belongs to NHAI/PMGSY.</w:t>
+      </w:r>
+    </w:p>
+    <w:p>
+      <w:r>
+        <w:t xml:space="preserve">⚠️ Exam Trap: Mission-to-domain matching: Skill → workforce; Digital India → e-governance; Make in India → manufacturing.</w:t>
+      </w:r>
+    </w:p>
+    <w:p>
+      <w:r>
+        <w:t xml:space="preserve">💎 PNC Pearl: Skill India = PMKVY (training + certification + placement support); Skill Development &amp; Entrepreneurship Ministry.</w:t>
+      </w:r>
+    </w:p>
+    <w:p>
+      <w:r>
+        <w:t xml:space="preserve">📌 Concept Extension: PMKVY 3.0 and the National Education Policy 2020 emphasize vocational education in school curricula.</w:t>
+      </w:r>
+    </w:p>
+    <w:p>
+      <w:r>
+        <w:t xml:space="preserve">Positive Marks: 1</w:t>
+      </w:r>
+    </w:p>
+    <w:p>
+      <w:r>
+        <w:t xml:space="preserve">Negative Marks: 0.25</w:t>
+      </w:r>
+    </w:p>
+    <w:p>
+      <w:r>
+        <w:t xml:space="preserve"/>
+      </w:r>
+    </w:p>
+    <w:p>
+      <w:r>
+        <w:t xml:space="preserve">Question: The nurse is to give 1,000 mL of IV fluid at 100 mL/hour. The drop factor is 20 drops/mL. The flow rate in drops per minute is:</w:t>
+      </w:r>
+    </w:p>
+    <w:p>
+      <w:r>
+        <w:t xml:space="preserve">(a) 25 gtt/min</w:t>
+      </w:r>
+    </w:p>
+    <w:p>
+      <w:r>
+        <w:t xml:space="preserve">(b) 33 gtt/min</w:t>
+      </w:r>
+    </w:p>
+    <w:p>
+      <w:r>
+        <w:t xml:space="preserve">(c) 50 gtt/min</w:t>
+      </w:r>
+    </w:p>
+    <w:p>
+      <w:r>
+        <w:t xml:space="preserve">(d) 66 gtt/min</w:t>
+      </w:r>
+    </w:p>
+    <w:p>
+      <w:r>
+        <w:t xml:space="preserve">Answer: b</w:t>
+      </w:r>
+    </w:p>
+    <w:p>
+      <w:r>
+        <w:t xml:space="preserve">Solution: ✅ Correct Answer: (b) 33 gtt/min</w:t>
+      </w:r>
+    </w:p>
+    <w:p>
+      <w:r>
+        <w:t xml:space="preserve">🧠 Clinical Rationale: Flow rate = (Volume per hour × Drop factor) ÷ 60 = (100 mL/hr × 20 gtt/mL) ÷ 60 = 2,000 ÷ 60 = 33.3 ≈ 33 gtt/min.</w:t>
+      </w:r>
+    </w:p>
+    <w:p>
+      <w:r>
+        <w:t xml:space="preserve">🔍 Key Clues: "100 mL/hour" + "20 drops/mL" → multiply by the drop factor and divide by 60 minutes.</w:t>
+      </w:r>
+    </w:p>
+    <w:p>
+      <w:r>
+        <w:t xml:space="preserve">❌ Why Not Other Options?</w:t>
+      </w:r>
+    </w:p>
+    <w:p>
+      <w:r>
+        <w:t xml:space="preserve">(a) — 25 gtt/min results from dividing 100 by 4 or an incorrect fraction.</w:t>
+      </w:r>
+    </w:p>
+    <w:p>
+      <w:r>
+        <w:t xml:space="preserve">(c) — 50 gtt/min would deliver ~150 mL/hr — an over-infusion (100 × 20 ÷ 40-style error).</w:t>
+      </w:r>
+    </w:p>
+    <w:p>
+      <w:r>
+        <w:t xml:space="preserve">(d) — 66 gtt/min nearly doubles the intended rate.</w:t>
+      </w:r>
+    </w:p>
+    <w:p>
+      <w:r>
+        <w:t xml:space="preserve">⚠️ Exam Trap: Formula: (mL/hr × drop factor) ÷ 60. Watch the drop factor (10, 15, 20, or 60 microdrops) — it changes the answer completely.</w:t>
+      </w:r>
+    </w:p>
+    <w:p>
+      <w:r>
+        <w:t xml:space="preserve">💎 PNC Pearl: gtt/min = (rate mL/hr × drop factor) ÷ 60. 60 gtt/mL microdrip = 1 gtt/sec at 60 mL/hr (easy check).</w:t>
+      </w:r>
+    </w:p>
+    <w:p>
+      <w:r>
+        <w:t xml:space="preserve">📌 Concept Extension: Infusion pumps use mL/hr directly — no drop factor needed; always verify the pump rate independently.</w:t>
+      </w:r>
+    </w:p>
+    <w:p>
+      <w:r>
+        <w:t xml:space="preserve">Positive Marks: 1</w:t>
+      </w:r>
+    </w:p>
+    <w:p>
+      <w:r>
+        <w:t xml:space="preserve">Negative Marks: 0.25</w:t>
+      </w:r>
+    </w:p>
+    <w:p>
+      <w:r>
+        <w:t xml:space="preserve"/>
+      </w:r>
+    </w:p>
+    <w:p>
+      <w:r>
+        <w:t xml:space="preserve">Question: The nurse is assessing a patient's pulse. Which pulse site is used to assess circulation to the foot?</w:t>
+      </w:r>
+    </w:p>
+    <w:p>
+      <w:r>
+        <w:t xml:space="preserve">(a) Dorsalis pedis</w:t>
+      </w:r>
+    </w:p>
+    <w:p>
+      <w:r>
+        <w:t xml:space="preserve">(b) Carotid</w:t>
+      </w:r>
+    </w:p>
+    <w:p>
+      <w:r>
+        <w:t xml:space="preserve">(c) Brachial</w:t>
+      </w:r>
+    </w:p>
+    <w:p>
+      <w:r>
+        <w:t xml:space="preserve">(d) Radial</w:t>
+      </w:r>
+    </w:p>
+    <w:p>
+      <w:r>
+        <w:t xml:space="preserve">Answer: a</w:t>
+      </w:r>
+    </w:p>
+    <w:p>
+      <w:r>
+        <w:t xml:space="preserve">Solution: ✅ Correct Answer: (a) Dorsalis pedis</w:t>
+      </w:r>
+    </w:p>
+    <w:p>
+      <w:r>
+        <w:t xml:space="preserve">🧠 Clinical Rationale: The dorsalis pedis pulse (dorsum of the foot, lateral to the extensor hallucis longus tendon) assesses arterial circulation to the lower extremity — critical after leg casts, vascular surgery, and in peripheral arterial disease.</w:t>
+      </w:r>
+    </w:p>
+    <w:p>
+      <w:r>
+        <w:t xml:space="preserve">🔍 Key Clues: "Circulation to the FOOT" → the pulse felt on the foot itself: dorsalis pedis.</w:t>
+      </w:r>
+    </w:p>
+    <w:p>
+      <w:r>
+        <w:t xml:space="preserve">❌ Why Not Other Options?</w:t>
+      </w:r>
+    </w:p>
+    <w:p>
+      <w:r>
+        <w:t xml:space="preserve">(b) — Carotid (neck) assesses cerebral perfusion — used in cardiac arrest and carotid disease.</w:t>
+      </w:r>
+    </w:p>
+    <w:p>
+      <w:r>
+        <w:t xml:space="preserve">(c) — Brachial (antecubital) is used for infant BP and upper-extremity assessment.</w:t>
+      </w:r>
+    </w:p>
+    <w:p>
+      <w:r>
+        <w:t xml:space="preserve">(d) — Radial (wrist) assesses the hand/forearm, not the foot.</w:t>
+      </w:r>
+    </w:p>
+    <w:p>
+      <w:r>
+        <w:t xml:space="preserve">⚠️ Exam Trap: Match the pulse to the territory: dorsalis pedis + posterior tibial = foot; popliteal = knee; femoral = thigh.</w:t>
+      </w:r>
+    </w:p>
+    <w:p>
+      <w:r>
+        <w:t xml:space="preserve">💎 PNC Pearl: Foot pulses: dorsalis pedis and posterior tibial — absence after trauma/surgery = vascular compromise until proven otherwise.</w:t>
+      </w:r>
+    </w:p>
+    <w:p>
+      <w:r>
+        <w:t xml:space="preserve">📌 Concept Extension: Compare bilateral pulses, capillary refill, and skin temperature together — a full neurovascular picture.</w:t>
+      </w:r>
+    </w:p>
+    <w:p>
+      <w:r>
+        <w:t xml:space="preserve">Positive Marks: 1</w:t>
+      </w:r>
+    </w:p>
+    <w:p>
+      <w:r>
+        <w:t xml:space="preserve">Negative Marks: 0.25</w:t>
+      </w:r>
+    </w:p>
+    <w:p>
+      <w:r>
+        <w:t xml:space="preserve"/>
+      </w:r>
+    </w:p>
+    <w:p>
+      <w:r>
+        <w:t xml:space="preserve">Question: A patient with a severe burn injury is being discharged. The nurse should teach the patient to:</w:t>
+      </w:r>
+    </w:p>
+    <w:p>
+      <w:r>
+        <w:t xml:space="preserve">(a) Report signs of infection, perform wound care, and attend follow-up</w:t>
+      </w:r>
+    </w:p>
+    <w:p>
+      <w:r>
+        <w:t xml:space="preserve">(b) Ignore the wound</w:t>
+      </w:r>
+    </w:p>
+    <w:p>
+      <w:r>
+        <w:t xml:space="preserve">(c) Stop wound care once home</w:t>
+      </w:r>
+    </w:p>
+    <w:p>
+      <w:r>
+        <w:t xml:space="preserve">(d) Skip follow-up appointments</w:t>
+      </w:r>
+    </w:p>
+    <w:p>
+      <w:r>
+        <w:t xml:space="preserve">Answer: a</w:t>
+      </w:r>
+    </w:p>
+    <w:p>
+      <w:r>
+        <w:t xml:space="preserve">Solution: ✅ Correct Answer: (a) Report signs of infection, perform wound care, and attend follow-up</w:t>
+      </w:r>
+    </w:p>
+    <w:p>
+      <w:r>
+        <w:t xml:space="preserve">🧠 Clinical Rationale: Post-burn discharge teaching centers on infection prevention: daily wound care, recognizing infection signs (increased redness, purulent discharge, fever, worsening pain), scar management (pressure garments, moisturizer, sun protection), nutrition, and strict follow-up.</w:t>
+      </w:r>
+    </w:p>
+    <w:p>
+      <w:r>
+        <w:t xml:space="preserve">🔍 Key Clues: "Severe burn... being discharged" → teaching = wound care + infection vigilance + follow-up.</w:t>
+      </w:r>
+    </w:p>
+    <w:p>
+      <w:r>
+        <w:t xml:space="preserve">❌ Why Not Other Options?</w:t>
+      </w:r>
+    </w:p>
+    <w:p>
+      <w:r>
+        <w:t xml:space="preserve">(b) — Ignoring the wound invites infection, delayed healing, and sepsis.</w:t>
+      </w:r>
+    </w:p>
+    <w:p>
+      <w:r>
+        <w:t xml:space="preserve">(c) — Stopping wound care at home reverses healing progress.</w:t>
+      </w:r>
+    </w:p>
+    <w:p>
+      <w:r>
+        <w:t xml:space="preserve">(d) — Skipping follow-up misses scar contractures, infections, and rehabilitation needs.</w:t>
+      </w:r>
+    </w:p>
+    <w:p>
+      <w:r>
+        <w:t xml:space="preserve">⚠️ Exam Trap: Burn survivors need long-term scar and psychosocial care — "discharge = done" is never the answer.</w:t>
+      </w:r>
+    </w:p>
+    <w:p>
+      <w:r>
+        <w:t xml:space="preserve">💎 PNC Pearl: Infection signs to report: fever, purulence, foul odor, spreading redness, increased pain.</w:t>
+      </w:r>
+    </w:p>
+    <w:p>
+      <w:r>
+        <w:t xml:space="preserve">📌 Concept Extension: Pressure garments (20–24 hr/day) and silicone sheets reduce hypertrophic scarring; sun protection prevents pigmentation.</w:t>
+      </w:r>
+    </w:p>
+    <w:p>
+      <w:r>
+        <w:t xml:space="preserve">Positive Marks: 1</w:t>
+      </w:r>
+    </w:p>
+    <w:p>
+      <w:r>
+        <w:t xml:space="preserve">Negative Marks: 0.25</w:t>
       </w:r>
     </w:p>
     <w:sectPr>
       <w:pgSz w:w="12240" w:h="15840"/>
-      <w:pgMar w:top="864" w:right="1008" w:bottom="864" w:left="1008" w:header="720" w:footer="720" w:gutter="0"/>
+      <w:pgMar w:top="1440" w:right="1800" w:bottom="1440" w:left="1800" w:header="720" w:footer="720" w:gutter="0"/>
       <w:cols w:space="720"/>
       <w:docGrid w:linePitch="360"/>
     </w:sectPr>
@@ -2535,10 +2265,6 @@
     <w:name w:val="Normal"/>
     <w:qFormat/>
     <w:rsid w:val="00FC693F"/>
-    <w:rPr>
-      <w:rFonts w:ascii="Calibri" w:hAnsi="Calibri"/>
-      <w:sz w:val="22"/>
-    </w:rPr>
   </w:style>
   <w:style w:type="paragraph" w:styleId="Header">
     <w:name w:val="header"/>
